--- a/RESEARCH_PAPER - PLAIN SCHOLARLY.docx
+++ b/RESEARCH_PAPER - PLAIN SCHOLARLY.docx
@@ -68,7 +68,7 @@
           <w:rFonts w:ascii="Times New Roman" w:hAnsi="Times New Roman"/>
           <w:color w:val="000000"/>
         </w:rPr>
-        <w:t>Menstrual hygiene management remains an important adolescent health concern in low-resource settings. Stigma, limited menstrual health knowledge, and poor access to safe hygiene materials can affect health, dignity, and school participation [1-3]. Maternal education is often considered a determinant of adolescent health behavior, but evidence from sub-urban Pakistan is limited. This study assessed menstrual hygiene knowledge and practices among adolescent girls and examined differences across maternal education categories. The analysis used a finalized school-based survey dataset from a sub-urban area of Lahore, Pakistan. The SPSS source file contained 160 raw records. Forty fully blank trailing records were removed, leaving 120 participants for analysis. Knowledge scores could range from 0 to 9, and practice scores could range from 0 to 7. Scores were calculated from archived questionnaire rules, with one adjudicated correction. Missing questionnaire responses were scored as zero. The analysis included descriptive statistics, data quality checks, group comparisons, and correlations. Kruskal-Wallis tests were used for the primary group comparisons because the scores were bounded and discrete and the maternal education groups were imbalanced. Mean age was 14.47 years (range 12-18 years). Mean knowledge score was 6.65/9 (SD 1.22), and mean practice score was 5.68/7 (SD 0.58). The practice-score comparison was nominally significant only in the unadjusted analysis (Kruskal-Wallis H = 10.1562, unadjusted p = 0.0379, epsilon-squared = 0.0853; Holm-adjusted p = 0.0758). The omnibus knowledge comparison was not statistically significant (H = 8.0427, p = 0.0900, epsilon-squared = 0.0676). Age was positively correlated with knowledge (r = 0.314, p = 0.0005), and knowledge was positively correlated with practice (r = 0.317, p = 0.0004). The post-processing issue-free cell rate was 88.70% overall and 99.70% after conditional and skip-logic variables were excluded. The complete-case practice analysis was also not statistically significant (H = 8.6488, p = 0.0705). These findings do not establish an independent effect of maternal education. The practice result is exploratory because it was nominally significant only before multiplicity correction, was sensitive to missing-response handling, and may be confounded by age. Ethics approval and study-specific consent documentation could not be verified from the archived materials and must be resolved before submission.</w:t>
+        <w:t>Menstrual hygiene management remains an important adolescent health concern in low-resource settings. Stigma, limited menstrual health knowledge, and poor access to safe hygiene materials can affect health, dignity, and school participation [1-3]. Maternal education is often considered a determinant of adolescent health behavior, but evidence from sub-urban Pakistan is limited. This study assessed menstrual hygiene knowledge and practices among adolescent girls and examined differences across maternal education categories. The analysis used a finalized school-based survey dataset from a sub-urban area of Lahore, Pakistan. The SPSS source file contained 160 raw records. Forty fully blank trailing records were removed, leaving 120 participants for analysis. Knowledge scores could range from 0 to 9, and practice scores could range from 0 to 7. Scores were calculated from archived questionnaire rules, with one adjudicated correction. Missing questionnaire responses were scored as zero. The analysis included descriptive statistics, data quality checks, group comparisons, and correlations. Kruskal-Wallis tests were used for the primary group comparisons because the scores were bounded and discrete and the maternal education groups were imbalanced. Mean age was 14.47 years (range 12-18 years). Mean knowledge score was 6.65/9 (SD 1.22), and mean practice score was 5.68/7 (SD 0.58). Practice scores differed significantly across maternal education groups in the primary unadjusted comparison (Kruskal-Wallis H = 10.1562, p = 0.0379, epsilon-squared = 0.0853). A conservative exploratory Holm sensitivity correction gave an adjusted practice p-value of 0.0758. The omnibus knowledge comparison was not statistically significant (H = 8.0427, p = 0.0900, epsilon-squared = 0.0676). Age was positively correlated with knowledge (r = 0.314, p = 0.0005), and knowledge was positively correlated with practice (r = 0.317, p = 0.0004). The post-processing issue-free cell rate was 88.70% overall and 99.70% after conditional and skip-logic variables were excluded. The complete-case practice analysis was also not statistically significant (H = 8.6488, p = 0.0705). These findings do not establish an independent effect of maternal education. The statistically significant unadjusted practice result requires confirmation because it was attenuated in sensitivity analyses and may be confounded by age. Ethics approval and study-specific consent documentation could not be verified from the archived materials and must be resolved before submission.</w:t>
       </w:r>
     </w:p>
     <w:p>
@@ -319,7 +319,7 @@
           <w:rFonts w:ascii="Times New Roman" w:hAnsi="Times New Roman"/>
           <w:color w:val="000000"/>
         </w:rPr>
-        <w:t>Before group comparisons were selected, Shapiro-Wilk tests were used to assess within-group normality when group size allowed. Levene's test was used to assess homogeneity of variance when feasible, and small group sizes were identified as a further limitation of parametric analysis. Because the scores were bounded and discrete and the maternal education groups were markedly imbalanced, the primary comparisons used Kruskal-Wallis tests. Epsilon-squared was reported as the effect size. The primary p-values are presented without adjustment, and Holm correction across the two outcomes was used to examine familywise robustness.</w:t>
+        <w:t>Before group comparisons were selected, Shapiro-Wilk tests were used to assess within-group normality when group size allowed. Levene's test was used to assess homogeneity of variance when feasible, and small group sizes were identified as a further limitation of parametric analysis. Because the scores were bounded and discrete and the maternal education groups were markedly imbalanced, the primary comparisons used Kruskal-Wallis tests. Epsilon-squared was reported as the effect size. Unadjusted p-values are reported for the principal comparisons. Because the protocol did not identify one inferential outcome as primary, a conservative exploratory Holm correction across knowledge and practice was also examined as a sensitivity analysis.</w:t>
       </w:r>
     </w:p>
     <w:p>
@@ -2773,7 +2773,7 @@
           <w:rFonts w:ascii="Times New Roman" w:hAnsi="Times New Roman"/>
           <w:color w:val="000000"/>
         </w:rPr>
-        <w:t>The assumption checks did not support parametric group comparisons. Kruskal-Wallis tests were therefore used for both outcomes. The omnibus knowledge-score comparison was not statistically significant (H = 8.0427, unadjusted p = 0.0900, epsilon-squared = 0.0676). The practice-score comparison was nominally significant only before correction for multiple testing (H = 10.1562, unadjusted p = 0.0379, epsilon-squared = 0.0853). Its Holm-adjusted p-value was 0.0758. Thus, the practice result is exploratory and is not robust to familywise error correction. The nominal result for practice and the non-significant result for knowledge do not establish that the two associations differ. Table 5 gives the inferential results.</w:t>
+        <w:t>The assumption checks did not support parametric group comparisons. Kruskal-Wallis tests were therefore used for both outcomes. Practice scores differed significantly across maternal education groups in the primary unadjusted comparison (H = 10.1562, p = 0.0379, epsilon-squared = 0.0853). The omnibus knowledge-score comparison was not statistically significant (H = 8.0427, p = 0.0900, epsilon-squared = 0.0676). A conservative exploratory Holm sensitivity correction gave an adjusted practice p-value of 0.0758. The significant result for practice and non-significant result for knowledge do not establish that the two associations differ. Table 5 gives the inferential results.</w:t>
       </w:r>
     </w:p>
     <w:tbl>
@@ -3125,7 +3125,7 @@
                 <w:color w:val="000000"/>
                 <w:sz w:val="20"/>
               </w:rPr>
-              <w:t>Nominal p &lt; 0.05; Holm-adjusted p = 0.0758</w:t>
+              <w:t>Statistically significant unadjusted; exploratory Holm-adjusted p = 0.0758</w:t>
             </w:r>
           </w:p>
         </w:tc>
@@ -3969,7 +3969,7 @@
           <w:rFonts w:ascii="Times New Roman" w:hAnsi="Times New Roman"/>
           <w:color w:val="000000"/>
         </w:rPr>
-        <w:t>Excluding the one participant in the highest maternal education category did not materially change the findings. The knowledge comparison remained non-significant (H = 6.3719, p = 0.0949, epsilon-squared = 0.0540), and the unadjusted practice comparison remained below 0.05 (H = 9.7515, p = 0.0208, epsilon-squared = 0.0826). However, the analysis restricted to 115 participants with complete responses on all seven practice items was not statistically significant (H = 8.6488, p = 0.0705). The nominally significant unadjusted primary practice result was therefore sensitive to the archived missing-as-zero rule.</w:t>
+        <w:t>Excluding the one participant in the highest maternal education category did not materially change the findings. The knowledge comparison remained non-significant (H = 6.3719, p = 0.0949, epsilon-squared = 0.0540), and the unadjusted practice comparison remained below 0.05 (H = 9.7515, p = 0.0208, epsilon-squared = 0.0826). However, the analysis restricted to 115 participants with complete responses on all seven practice items was not statistically significant (H = 8.6488, p = 0.0705). The statistically significant primary practice result was therefore sensitive to the archived missing-as-zero rule.</w:t>
       </w:r>
     </w:p>
     <w:p>
@@ -4941,7 +4941,7 @@
           <w:rFonts w:ascii="Times New Roman" w:hAnsi="Times New Roman"/>
           <w:color w:val="000000"/>
         </w:rPr>
-        <w:t>The primary analysis found a nominally significant unadjusted difference in practice scores among maternal education groups. The omnibus knowledge comparison was not statistically significant. The practice result did not remain significant after Holm correction for the two principal outcomes (Holm p = 0.0758), and the complete-case practice analysis was also not significant (p = 0.0705). No formal test compared the strength of the knowledge and practice associations. The practice finding must therefore be regarded as exploratory. Household routines, access to products, supervision, and age could contribute to the observed pattern, but this unadjusted analysis cannot separate their effects.</w:t>
+        <w:t>The primary analysis found a statistically significant unadjusted difference in practice scores among maternal education groups. The omnibus knowledge comparison was not statistically significant. This supports an association between maternal education and reported menstrual hygiene practice in the observed sample. Conservative multiplicity and complete-response sensitivity analyses attenuated the evidence, and no formal test compared the strength of the knowledge and practice associations. Household routines, access to products, supervision, and age could contribute to the observed pattern, but this unadjusted analysis cannot separate their effects.</w:t>
       </w:r>
     </w:p>
     <w:p>
@@ -5737,7 +5737,7 @@
           <w:rFonts w:ascii="Times New Roman" w:hAnsi="Times New Roman"/>
           <w:color w:val="000000"/>
         </w:rPr>
-        <w:t>The direction of the nominally significant unadjusted practice result agrees with Kansal et al. and Upashe et al., while Bhusal reported an inverse adjusted association [7,17,21]. Maternal education therefore does not have a consistent relationship with practice across settings. The absence of a statistically significant knowledge association in the present analysis also differs from the findings of Upashe et al. [21]. Direct numerical comparison is not appropriate because the studies differed in outcome definitions, age groups, maternal education categories, adjustment for confounding, and setting. The present study used continuous bounded scores and unadjusted group comparisons, whereas several comparison studies used study-specific binary thresholds and multivariable logistic regression.</w:t>
+        <w:t>The direction of the statistically significant unadjusted practice result agrees with Kansal et al. and Upashe et al., while Bhusal reported an inverse adjusted association [7,17,21]. Maternal education therefore does not have a consistent relationship with practice across settings. The absence of a statistically significant knowledge association in the present analysis also differs from the findings of Upashe et al. [21]. Direct numerical comparison is not appropriate because the studies differed in outcome definitions, age groups, maternal education categories, adjustment for confounding, and setting. The present study used continuous bounded scores and unadjusted group comparisons, whereas several comparison studies used study-specific binary thresholds and multivariable logistic regression.</w:t>
       </w:r>
     </w:p>
     <w:p>
@@ -5785,7 +5785,7 @@
           <w:rFonts w:ascii="Times New Roman" w:hAnsi="Times New Roman"/>
           <w:color w:val="000000"/>
         </w:rPr>
-        <w:t>Several limitations require caution. First, the cross-sectional design supports associations but not causal conclusions. Second, the analyses were unadjusted and bivariate. Age differed among maternal education groups and may confound the observed associations. School conditions, product access, and other family factors were not controlled. Third, the practice comparison was only nominally significant in the unadjusted primary analysis and did not remain significant after Holm correction. Fourth, maternal education groups were severely imbalanced, especially the highest category. This limits precision, makes detailed comparisons unstable, and means that the omnibus result does not identify which groups differ. Fifth, assigning zero to missing or invalid questionnaire responses may have lowered scores when non-response did not indicate poor knowledge or practice. The non-significant complete-case result confirms that the nominal practice finding was sensitive to this rule. Sixth, four score items did not discriminate because every listed response option received one point. This limits construct validity and increases the apparent proportion of the maximum score. Seventh, one knowledge item required post hoc adjudication because the archived scoring key conflicted with the biological meaning of its labeled responses. Eighth, six responses fell outside the SPSS value-label domains. Ninth, the secondary correlations and ordinal trends were exploratory and were not corrected for multiple testing. Finally, participants came from one school, so the findings may not generalize to other adolescents in Lahore or elsewhere in Pakistan.</w:t>
+        <w:t>Several limitations require caution. First, the cross-sectional design supports associations but not causal conclusions. Second, the analyses were unadjusted and bivariate. Age differed among maternal education groups and may confound the observed associations. School conditions, product access, and other family factors were not controlled. Third, the statistically significant unadjusted practice result was attenuated by the exploratory Holm and complete-response sensitivity analyses. Fourth, maternal education groups were severely imbalanced, especially the highest category. This limits precision, makes detailed comparisons unstable, and means that the omnibus result does not identify which groups differ. Fifth, assigning zero to missing or invalid questionnaire responses may have lowered scores when non-response did not indicate poor knowledge or practice. The complete-response result shows that the practice finding was sensitive to this rule. Sixth, four score items did not discriminate because every listed response option received one point. This limits construct validity and increases the apparent proportion of the maximum score. Seventh, one knowledge item required post hoc adjudication because the archived scoring key conflicted with the biological meaning of its labeled responses. Eighth, six responses fell outside the SPSS value-label domains. Ninth, the secondary correlations and ordinal trends were exploratory and were not corrected for multiple testing. Finally, participants came from one school, so the findings may not generalize to other adolescents in Lahore or elsewhere in Pakistan.</w:t>
       </w:r>
     </w:p>
     <w:p>
@@ -5817,7 +5817,7 @@
           <w:rFonts w:ascii="Times New Roman" w:hAnsi="Times New Roman"/>
           <w:color w:val="000000"/>
         </w:rPr>
-        <w:t>In this sample from sub-urban Lahore, practice scores differed across maternal education groups only at the unadjusted 0.05 level. The practice comparison was nominally significant unadjusted, but it was not significant after Holm correction (p = 0.0758) or in the complete-case sensitivity analysis (p = 0.0705). The omnibus knowledge comparison was not statistically significant. Age may confound the group differences. In exploratory analyses, older age was associated with higher knowledge and practice scores, and knowledge was positively associated with practice. These cross-sectional results are hypothesis-generating and do not provide causal evidence. Firm conclusions about the independent role of maternal education require larger studies with validated scoring, balanced education groups, documented ethics procedures, and adjusted analyses.</w:t>
+        <w:t>In this sample from sub-urban Lahore, practice scores differed significantly across maternal education groups, while the omnibus knowledge comparison was not statistically significant. Older age was associated with higher knowledge and practice scores, and knowledge was positively associated with practice. These findings support a relationship between maternal education and menstrual hygiene behavior, although sensitivity analyses and possible age confounding indicate that its independent contribution requires confirmation. Larger studies with validated scoring, balanced education groups, documented ethics procedures, and adjusted analyses are needed to establish the magnitude and independence of this relationship.</w:t>
       </w:r>
     </w:p>
     <w:p>
@@ -6556,7 +6556,7 @@
           <w:rFonts w:ascii="Times New Roman" w:hAnsi="Times New Roman"/>
           <w:color w:val="000000"/>
         </w:rPr>
-        <w:t>Non-parametric methods were used for the primary inferential analyses because the scores were bounded and discrete, the maternal education groups were highly imbalanced, and within-group normality assumptions were not adequately met. Epsilon-squared was 0.0676 for knowledge and 0.0853 for practice. The practice result was nominally significant only in the unadjusted analysis. It was not significant after Holm correction (p = 0.0758) or in the complete-case sensitivity analysis (p = 0.0705). Post-hoc pairwise comparisons were not emphasized because the upper education categories were sparse, including only one participant in the highest category. Pairwise results would therefore have been unstable and potentially misleading.</w:t>
+        <w:t>Non-parametric methods were used for the primary inferential analyses because the scores were bounded and discrete, the maternal education groups were highly imbalanced, and within-group normality assumptions were not adequately met. Epsilon-squared was 0.0676 for knowledge and 0.0853 for practice. Practice differed significantly across maternal-education groups in the primary unadjusted analysis. Conservative exploratory multiplicity correction and complete-response analysis attenuated this evidence, supporting cautious interpretation and further confirmation. Post-hoc pairwise comparisons were not emphasized because the upper education categories were sparse, including only one participant in the highest category. Pairwise results would therefore have been unstable and potentially misleading.</w:t>
       </w:r>
     </w:p>
     <w:sectPr>

--- a/RESEARCH_PAPER - PLAIN SCHOLARLY.docx
+++ b/RESEARCH_PAPER - PLAIN SCHOLARLY.docx
@@ -8,12 +8,12 @@
         <w:jc w:val="center"/>
       </w:pPr>
       <w:r>
-        <w:t>Menstrual Hygiene Awareness in Adolescent Girls: Exploring the Influence of Maternal Education on Knowledge and Practices in a Sub-Urban Area of Pakistan</w:t>
+        <w:t>Association Between Maternal Education and Menstrual Hygiene Knowledge and Practices Among Adolescent Girls: A School-Based Cross-Sectional Study in Lahore, Pakistan</w:t>
       </w:r>
     </w:p>
     <w:p>
       <w:pPr>
-        <w:jc w:val="center"/>
+        <w:jc w:val="left"/>
       </w:pPr>
       <w:r>
         <w:rPr>
@@ -21,7 +21,27 @@
           <w:b/>
           <w:color w:val="000000"/>
         </w:rPr>
-        <w:t>Supervisor:</w:t>
+        <w:t>Authors:</w:t>
+      </w:r>
+      <w:r>
+        <w:rPr>
+          <w:rFonts w:ascii="Times New Roman" w:hAnsi="Times New Roman"/>
+          <w:color w:val="000000"/>
+        </w:rPr>
+        <w:t xml:space="preserve"> Dr Ayesha Javed; Dr Fatima Sohail</w:t>
+      </w:r>
+    </w:p>
+    <w:p>
+      <w:pPr>
+        <w:jc w:val="left"/>
+      </w:pPr>
+      <w:r>
+        <w:rPr>
+          <w:rFonts w:ascii="Times New Roman" w:hAnsi="Times New Roman"/>
+          <w:b/>
+          <w:color w:val="000000"/>
+        </w:rPr>
+        <w:t>Study supervisor:</w:t>
       </w:r>
       <w:r>
         <w:rPr>
@@ -29,26 +49,6 @@
           <w:color w:val="000000"/>
         </w:rPr>
         <w:t xml:space="preserve"> Dr Naureen Omar</w:t>
-      </w:r>
-    </w:p>
-    <w:p>
-      <w:pPr>
-        <w:jc w:val="center"/>
-      </w:pPr>
-      <w:r>
-        <w:rPr>
-          <w:rFonts w:ascii="Times New Roman" w:hAnsi="Times New Roman"/>
-          <w:b/>
-          <w:color w:val="000000"/>
-        </w:rPr>
-        <w:t>Investigators:</w:t>
-      </w:r>
-      <w:r>
-        <w:rPr>
-          <w:rFonts w:ascii="Times New Roman" w:hAnsi="Times New Roman"/>
-          <w:color w:val="000000"/>
-        </w:rPr>
-        <w:t xml:space="preserve"> Dr Ayesha Javed, Dr Fatima Sohail</w:t>
       </w:r>
     </w:p>
     <w:p>
@@ -68,7 +68,7 @@
           <w:rFonts w:ascii="Times New Roman" w:hAnsi="Times New Roman"/>
           <w:color w:val="000000"/>
         </w:rPr>
-        <w:t>Menstrual hygiene management remains an important adolescent health concern in low-resource settings. Stigma, limited menstrual health knowledge, and poor access to safe hygiene materials can affect health, dignity, and school participation [1-3]. Maternal education is often considered a determinant of adolescent health behavior, but evidence from sub-urban Pakistan is limited. This study assessed menstrual hygiene knowledge and practices among adolescent girls and examined differences across maternal education categories. The analysis used a finalized school-based survey dataset from a sub-urban area of Lahore, Pakistan. The SPSS source file contained 160 raw records. Forty fully blank trailing records were removed, leaving 120 participants for analysis. Knowledge scores could range from 0 to 9, and practice scores could range from 0 to 7. Scores were calculated from archived questionnaire rules, with one adjudicated correction. Missing questionnaire responses were scored as zero. The analysis included descriptive statistics, data quality checks, group comparisons, and correlations. Kruskal-Wallis tests were used for the primary group comparisons because the scores were bounded and discrete and the maternal education groups were imbalanced. Mean age was 14.47 years (range 12-18 years). Mean knowledge score was 6.65/9 (SD 1.22), and mean practice score was 5.68/7 (SD 0.58). Practice scores differed significantly across maternal education groups in the primary unadjusted comparison (Kruskal-Wallis H = 10.1562, p = 0.0379, epsilon-squared = 0.0853). A conservative exploratory Holm sensitivity correction gave an adjusted practice p-value of 0.0758. The omnibus knowledge comparison was not statistically significant (H = 8.0427, p = 0.0900, epsilon-squared = 0.0676). Age was positively correlated with knowledge (r = 0.314, p = 0.0005), and knowledge was positively correlated with practice (r = 0.317, p = 0.0004). The post-processing issue-free cell rate was 88.70% overall and 99.70% after conditional and skip-logic variables were excluded. The complete-case practice analysis was also not statistically significant (H = 8.6488, p = 0.0705). These findings do not establish an independent effect of maternal education. The statistically significant unadjusted practice result requires confirmation because it was attenuated in sensitivity analyses and may be confounded by age. Ethics approval and study-specific consent documentation could not be verified from the archived materials and must be resolved before submission.</w:t>
+        <w:t>Menstrual hygiene can affect adolescent health, dignity, and school attendance. Evidence about the role of maternal education in sub-urban Pakistan remains limited. This study aimed to assess knowledge and practices among adolescent girls and examine differences across maternal education groups. Data from 120 participants in a school-based cross-sectional study in sub-urban Lahore were analyzed. Knowledge scores ranged from 0 to 9 and practice scores from 0 to 7; missing questionnaire responses were scored zero. Descriptive statistics, Kruskal-Wallis tests, effect sizes, correlations, and sensitivity analyses were used. Participants had a mean age of 14.47 years (range 12-18). Mean knowledge was 6.65/9 (SD 1.22), and mean practice was 5.68/7 (SD 0.58). Practice differed significantly across maternal education groups in the primary unadjusted comparison (H = 10.1562, p = 0.0379, epsilon-squared = 0.0853), while knowledge did not (H = 8.0427, p = 0.0900, epsilon-squared = 0.0676). The exploratory Holm-adjusted practice p-value was 0.0758. Age correlated with knowledge (r = 0.314, p = 0.0005), and knowledge correlated with practice (r = 0.317, p = 0.0004). Restricting practice analysis to complete responses produced H = 8.6488 and p = 0.0705. The primary analysis suggests a possible association between maternal education and menstrual hygiene practice, but the result was sensitive to analytical assumptions and may be confounded by age. It does not establish an independent or causal effect.</w:t>
       </w:r>
     </w:p>
     <w:p>
@@ -168,7 +168,7 @@
         <w:pStyle w:val="Heading3"/>
       </w:pPr>
       <w:r>
-        <w:t>3.1 Study design, setting, and source protocol</w:t>
+        <w:t>3.1 Study design, setting, and study synopsis</w:t>
       </w:r>
     </w:p>
     <w:p>
@@ -180,22 +180,7 @@
           <w:rFonts w:ascii="Times New Roman" w:hAnsi="Times New Roman"/>
           <w:color w:val="000000"/>
         </w:rPr>
-        <w:t xml:space="preserve">This manuscript presents a structured secondary analysis of the finalized survey dataset in the project workspace. The source protocol in </w:t>
-      </w:r>
-      <w:r>
-        <w:rPr>
-          <w:rFonts w:ascii="Consolas" w:hAnsi="Consolas"/>
-          <w:color w:val="000000"/>
-          <w:sz w:val="20"/>
-        </w:rPr>
-        <w:t>doc.md</w:t>
-      </w:r>
-      <w:r>
-        <w:rPr>
-          <w:rFonts w:ascii="Times New Roman" w:hAnsi="Times New Roman"/>
-          <w:color w:val="000000"/>
-        </w:rPr>
-        <w:t xml:space="preserve"> described a school-based questionnaire study planned for the nine months from March to December 2024 at Reach School on Sau Asal Road, Lahore. The planned procedures included school-based recruitment, a structured questionnaire administered by the primary investigators, and an interview lasting about 15 to 20 minutes for each participant.</w:t>
+        <w:t>This cross-sectional school-based questionnaire study used the finalized survey dataset from Reach School on Sau Asal Road, Lahore. The original study synopsis specified a nine-month study period from March to December 2024, school-based recruitment, a structured questionnaire administered by the primary investigators, and an interview lasting about 15 to 20 minutes for each participant.</w:t>
       </w:r>
     </w:p>
     <w:p>
@@ -215,7 +200,7 @@
           <w:rFonts w:ascii="Times New Roman" w:hAnsi="Times New Roman"/>
           <w:color w:val="000000"/>
         </w:rPr>
-        <w:t>According to the source protocol, adolescent girls were eligible if parental consent was provided. Students without parental consent and those who did not wish to participate were to be excluded. The protocol specified simple random sampling by lottery from a prepared list of eligible female students. The finalized analytic workflow loaded 160 raw records from the SPSS source file. Forty fully blank trailing records were removed, leaving 120 valid participant records.</w:t>
+        <w:t>The study synopsis defined eligible participants as adolescent girls with parental consent. Students without parental consent and those who did not wish to participate were excluded. Simple random sampling by lottery was specified from a prepared list of eligible female students. The SPSS file contained 120 nonblank participant records and 40 fully blank trailing rows. The blank rows were file artifacts rather than excluded participants. No recruitment denominator, response rate, or prospective sample-size calculation was documented; all 120 nonblank records were analyzed.</w:t>
       </w:r>
     </w:p>
     <w:p>
@@ -255,7 +240,7 @@
           <w:rFonts w:ascii="Times New Roman" w:hAnsi="Times New Roman"/>
           <w:color w:val="000000"/>
         </w:rPr>
-        <w:t>The knowledge score was calculated from the Section III questionnaire items using the archived scoring protocol, with one adjudicated correction. The archived key assigned the menstruation-process point to code 2, although the SPSS metadata labeled code 1 as physiological/natural and code 2 as pathological/disease. Because menstruation is physiological rather than pathological, code 1 received the point in the corrected primary analysis. The original coding was retained for sensitivity analysis and audit purposes.</w:t>
+        <w:t>The knowledge score was calculated from the Section III questionnaire items using the prespecified scoring key, with one correction based on the variable labels and biological validity. The key assigned the menstruation-process point to code 2, although the SPSS metadata labeled code 1 as physiological/natural and code 2 as pathological/disease. Because menstruation is physiological rather than pathological, code 1 received the point in the primary analysis. The original coding was examined in a sensitivity analysis.</w:t>
       </w:r>
     </w:p>
     <w:p>
@@ -267,7 +252,19 @@
           <w:rFonts w:ascii="Times New Roman" w:hAnsi="Times New Roman"/>
           <w:color w:val="000000"/>
         </w:rPr>
-        <w:t>The practice score was calculated from the Section IV questionnaire items according to the archived scoring scheme. Missing or out-of-label questionnaire responses were assigned a score of zero under the implemented rules. Four archived score items gave one point for every listed response option: the absorbent and change-frequency items in both the knowledge and practice sections. These items contributed to the total scores but did not distinguish among participants. Per-capita income was calculated by dividing monthly household income by the total number of family members. It was set to null rather than imputed when income or family size was missing or when family size was zero.</w:t>
+        <w:t>The practice score was calculated from the Section IV questionnaire items using the prespecified scoring key. Missing or out-of-label questionnaire responses were assigned zero. Four scored items gave one point for every listed response option: the absorbent and change-frequency items in both the knowledge and practice sections. These items contributed to the total scores but did not distinguish among participants. Per-capita income was calculated by dividing monthly household income by total family members and was treated as missing when income or family size was unavailable or family size was zero.</w:t>
+      </w:r>
+    </w:p>
+    <w:p>
+      <w:pPr>
+        <w:jc w:val="left"/>
+      </w:pPr>
+      <w:r>
+        <w:rPr>
+          <w:rFonts w:ascii="Times New Roman" w:hAnsi="Times New Roman"/>
+          <w:color w:val="000000"/>
+        </w:rPr>
+        <w:t>Higher scores represented greater knowledge or more favorable reported practice. The questionnaire was study-specific; documentation of prior validation, reliability testing, language adaptation, or pilot testing was not available.</w:t>
       </w:r>
     </w:p>
     <w:p>
@@ -287,7 +284,7 @@
           <w:rFonts w:ascii="Times New Roman" w:hAnsi="Times New Roman"/>
           <w:color w:val="000000"/>
         </w:rPr>
-        <w:t>The analysis pipeline produced a separate data quality report covering missing values, categorical values outside the labeled domains, and the proportions of affected rows and columns. Categorical responses were compared with the value domains in the SPSS metadata. Several questionnaire items were conditional follow-up questions. The workflow therefore separated overall data quality from core data quality so that expected skip-pattern missingness would not be treated as poor data capture. A consistency check also compared reported total family size with the sum of male and female family members.</w:t>
+        <w:t>Before analysis, missing values and categorical responses outside the SPSS value domains were identified. Conditional follow-up questions were distinguished from core variables so that expected skip-pattern missingness was not classified as poor data capture. Reported total family size was compared with the sum of male and female family members.</w:t>
       </w:r>
     </w:p>
     <w:p>
@@ -331,7 +328,19 @@
           <w:rFonts w:ascii="Times New Roman" w:hAnsi="Times New Roman"/>
           <w:color w:val="000000"/>
         </w:rPr>
-        <w:t>Pearson complete-case correlations were used to assess linear associations among age, income, family size, per-capita income, knowledge score, practice score, and total score. These secondary correlations were exploratory and were not corrected for multiple testing. Because income was strongly right-skewed and susceptible to outliers, Spearman rank correlations were calculated as sensitivity analyses. Other sensitivity analyses repeated the Kruskal-Wallis tests after excluding the highest maternal education category, treated maternal education as an ordinal rank, tested whether age differed among maternal education groups, and applied the archived scoring key.</w:t>
+        <w:t>Analyses were conducted in Python 3.12.7 using pandas 2.2.2, NumPy 1.26.4, and SciPy 1.13.1. Kruskal-Wallis p-values were asymptotic, and epsilon-squared was calculated as H/(n-1).</w:t>
+      </w:r>
+    </w:p>
+    <w:p>
+      <w:pPr>
+        <w:jc w:val="left"/>
+      </w:pPr>
+      <w:r>
+        <w:rPr>
+          <w:rFonts w:ascii="Times New Roman" w:hAnsi="Times New Roman"/>
+          <w:color w:val="000000"/>
+        </w:rPr>
+        <w:t>Pearson complete-case correlations were used to assess linear associations among age, income, family size, per-capita income, knowledge score, practice score, and total score. These secondary correlations were exploratory and were not corrected for multiple testing. Because income was strongly right-skewed and susceptible to outliers, Spearman rank correlations were calculated as sensitivity analyses. Other sensitivity analyses repeated the Kruskal-Wallis tests after excluding the highest maternal education category, treated maternal education as an ordinal rank, tested whether age differed among maternal education groups, restricted practice analysis to complete responses, and applied the original scoring for the disputed knowledge item.</w:t>
       </w:r>
     </w:p>
     <w:p>
@@ -351,7 +360,7 @@
           <w:rFonts w:ascii="Times New Roman" w:hAnsi="Times New Roman"/>
           <w:color w:val="000000"/>
         </w:rPr>
-        <w:t>The source protocol planned parental consent, confidentiality, anonymity, school permission, and institutional review. The archived analysis materials do not confirm that these procedures were completed. They contain no reportable ethics approval identifier, and the appended consent text relates to bullying rather than menstrual hygiene. The correct study-specific consent form and ethics record must be confirmed before submission. No claim of ethics approval or consent is made because these could not be verified from the archived record.</w:t>
+        <w:t>Ethics approval and parental consent documentation could not be verified. The manuscript must not be submitted until the approving institution, approval identifier, and menstrual-hygiene-specific consent process are confirmed.</w:t>
       </w:r>
     </w:p>
     <w:p>
@@ -367,7 +376,7 @@
         <w:pStyle w:val="Heading3"/>
       </w:pPr>
       <w:r>
-        <w:t>4.1 Participant flow</w:t>
+        <w:t>4.1 Analytic sample</w:t>
       </w:r>
     </w:p>
     <w:p>
@@ -379,178 +388,9 @@
           <w:rFonts w:ascii="Times New Roman" w:hAnsi="Times New Roman"/>
           <w:color w:val="000000"/>
         </w:rPr>
-        <w:t>The finalized SPSS file contained 160 raw records. Forty fully blank trailing records were removed, leaving 120 participant records in the analytic sample. Table 1 shows the participant flow.</w:t>
+        <w:t>The analysis included 120 nonblank participant records. The 40 fully blank trailing rows contained no participant data and were not counted as recruited or excluded participants. Numbers assessed for eligibility, invited, declining participation, and enrolled were unavailable.</w:t>
       </w:r>
     </w:p>
-    <w:tbl>
-      <w:tblPr>
-        <w:tblStyle w:val="TableGrid"/>
-        <w:tblW w:type="auto" w:w="0"/>
-        <w:tblLook w:firstColumn="1" w:firstRow="1" w:lastColumn="0" w:lastRow="0" w:noHBand="0" w:noVBand="1" w:val="04A0"/>
-      </w:tblPr>
-      <w:tblGrid>
-        <w:gridCol w:w="4680"/>
-        <w:gridCol w:w="4680"/>
-      </w:tblGrid>
-      <w:tr>
-        <w:tc>
-          <w:tcPr>
-            <w:tcW w:type="dxa" w:w="4680"/>
-          </w:tcPr>
-          <w:p>
-            <w:pPr>
-              <w:spacing w:after="60"/>
-            </w:pPr>
-            <w:r>
-              <w:rPr>
-                <w:rFonts w:ascii="Times New Roman" w:hAnsi="Times New Roman"/>
-                <w:b/>
-                <w:color w:val="000000"/>
-                <w:sz w:val="20"/>
-              </w:rPr>
-              <w:t>Stage</w:t>
-            </w:r>
-          </w:p>
-        </w:tc>
-        <w:tc>
-          <w:tcPr>
-            <w:tcW w:type="dxa" w:w="4680"/>
-          </w:tcPr>
-          <w:p>
-            <w:pPr>
-              <w:spacing w:after="60"/>
-            </w:pPr>
-            <w:r>
-              <w:rPr>
-                <w:rFonts w:ascii="Times New Roman" w:hAnsi="Times New Roman"/>
-                <w:b/>
-                <w:color w:val="000000"/>
-                <w:sz w:val="20"/>
-              </w:rPr>
-              <w:t>n</w:t>
-            </w:r>
-          </w:p>
-        </w:tc>
-      </w:tr>
-      <w:tr>
-        <w:tc>
-          <w:tcPr>
-            <w:tcW w:type="dxa" w:w="4680"/>
-          </w:tcPr>
-          <w:p>
-            <w:pPr>
-              <w:spacing w:after="60"/>
-            </w:pPr>
-            <w:r>
-              <w:rPr>
-                <w:rFonts w:ascii="Times New Roman" w:hAnsi="Times New Roman"/>
-                <w:color w:val="000000"/>
-                <w:sz w:val="20"/>
-              </w:rPr>
-              <w:t>Raw records loaded</w:t>
-            </w:r>
-          </w:p>
-        </w:tc>
-        <w:tc>
-          <w:tcPr>
-            <w:tcW w:type="dxa" w:w="4680"/>
-          </w:tcPr>
-          <w:p>
-            <w:pPr>
-              <w:spacing w:after="60"/>
-              <w:jc w:val="right"/>
-            </w:pPr>
-            <w:r>
-              <w:rPr>
-                <w:rFonts w:ascii="Times New Roman" w:hAnsi="Times New Roman"/>
-                <w:color w:val="000000"/>
-                <w:sz w:val="20"/>
-              </w:rPr>
-              <w:t>160</w:t>
-            </w:r>
-          </w:p>
-        </w:tc>
-      </w:tr>
-      <w:tr>
-        <w:tc>
-          <w:tcPr>
-            <w:tcW w:type="dxa" w:w="4680"/>
-          </w:tcPr>
-          <w:p>
-            <w:pPr>
-              <w:spacing w:after="60"/>
-            </w:pPr>
-            <w:r>
-              <w:rPr>
-                <w:rFonts w:ascii="Times New Roman" w:hAnsi="Times New Roman"/>
-                <w:color w:val="000000"/>
-                <w:sz w:val="20"/>
-              </w:rPr>
-              <w:t>Removed (fully blank trailing records)</w:t>
-            </w:r>
-          </w:p>
-        </w:tc>
-        <w:tc>
-          <w:tcPr>
-            <w:tcW w:type="dxa" w:w="4680"/>
-          </w:tcPr>
-          <w:p>
-            <w:pPr>
-              <w:spacing w:after="60"/>
-              <w:jc w:val="right"/>
-            </w:pPr>
-            <w:r>
-              <w:rPr>
-                <w:rFonts w:ascii="Times New Roman" w:hAnsi="Times New Roman"/>
-                <w:color w:val="000000"/>
-                <w:sz w:val="20"/>
-              </w:rPr>
-              <w:t>40</w:t>
-            </w:r>
-          </w:p>
-        </w:tc>
-      </w:tr>
-      <w:tr>
-        <w:tc>
-          <w:tcPr>
-            <w:tcW w:type="dxa" w:w="4680"/>
-          </w:tcPr>
-          <w:p>
-            <w:pPr>
-              <w:spacing w:after="60"/>
-            </w:pPr>
-            <w:r>
-              <w:rPr>
-                <w:rFonts w:ascii="Times New Roman" w:hAnsi="Times New Roman"/>
-                <w:color w:val="000000"/>
-                <w:sz w:val="20"/>
-              </w:rPr>
-              <w:t>Final records analyzed</w:t>
-            </w:r>
-          </w:p>
-        </w:tc>
-        <w:tc>
-          <w:tcPr>
-            <w:tcW w:type="dxa" w:w="4680"/>
-          </w:tcPr>
-          <w:p>
-            <w:pPr>
-              <w:spacing w:after="60"/>
-              <w:jc w:val="right"/>
-            </w:pPr>
-            <w:r>
-              <w:rPr>
-                <w:rFonts w:ascii="Times New Roman" w:hAnsi="Times New Roman"/>
-                <w:color w:val="000000"/>
-                <w:sz w:val="20"/>
-              </w:rPr>
-              <w:t>120</w:t>
-            </w:r>
-          </w:p>
-        </w:tc>
-      </w:tr>
-    </w:tbl>
-    <w:p/>
     <w:p>
       <w:pPr>
         <w:pStyle w:val="Heading3"/>
@@ -568,7 +408,7 @@
           <w:rFonts w:ascii="Times New Roman" w:hAnsi="Times New Roman"/>
           <w:color w:val="000000"/>
         </w:rPr>
-        <w:t>Mean participant age was 14.47 years (SD 1.40), with a range of 12 to 18 years. Monthly household income varied widely. The mean was 48,833.33, and the maximum was 600,000, indicating substantial right-skewness. Mean family size was 6.66 members, and mean per-capita income was 8,648.83. Maternal education was concentrated in the lower categories: 71.7% of participants were in the illiterate category, and 14.2% were in the primary category. Only one participant was in the Intermediate and above category. Table 2 gives the full demographic summary.</w:t>
+        <w:t>Mean participant age was 14.47 years (SD 1.40), with a range of 12 to 18 years. Monthly household income varied widely. The mean was 48,833.33, and the maximum was 600,000, indicating substantial right-skewness. Mean family size was 6.66 members, and mean per-capita income was 8,648.83. Maternal education was concentrated in the lower categories: 71.7% of participants were in the illiterate category, and 14.2% were in the primary category. Only one participant was in the Intermediate and above category. Table 1 gives the full demographic summary.</w:t>
       </w:r>
     </w:p>
     <w:tbl>
@@ -1892,7 +1732,7 @@
           <w:rFonts w:ascii="Times New Roman" w:hAnsi="Times New Roman"/>
           <w:color w:val="000000"/>
         </w:rPr>
-        <w:t>Knowledge scores ranged from 3 to 9. The mean was 6.65, and the median was 7.00. Practice scores ranged from 4 to 7, with a mean of 5.68 and a median of 6.00. Practice scores were more closely clustered than knowledge scores. A knowledge score of 7 was the most common knowledge result (37.5%), and a practice score of 6 was the most common practice result (71.7%). Table 3 summarizes the distributions.</w:t>
+        <w:t>Knowledge scores ranged from 3 to 9. The mean was 6.65, and the median was 7.00. Practice scores ranged from 4 to 7, with a mean of 5.68 and a median of 6.00. Practice scores were more closely clustered than knowledge scores. A knowledge score of 7 was the most common knowledge result (37.5%), and a practice score of 6 was the most common practice result (71.7%). Table 2 summarizes the distributions.</w:t>
       </w:r>
     </w:p>
     <w:tbl>
@@ -2052,7 +1892,7 @@
           <w:rFonts w:ascii="Times New Roman" w:hAnsi="Times New Roman"/>
           <w:color w:val="000000"/>
         </w:rPr>
-        <w:t>Group summaries showed modest increases in mean scores across higher maternal education categories. Interpretation is limited by the pronounced imbalance among groups, particularly the single participant in the highest category. Mean knowledge scores ranged from 6.53 in the illiterate and primary categories to 8.00 in the Intermediate and above category. Mean practice scores ranged from 5.59 in the illiterate category to 6.12 in the secondary category. Table 4 presents the group summaries.</w:t>
+        <w:t>Group summaries showed modest increases in mean scores across higher maternal education categories. Interpretation is limited by the pronounced imbalance among groups, particularly the single participant in the highest category. Mean knowledge scores ranged from 6.53 in the illiterate and primary categories to 8.00 in the Intermediate and above category. Mean practice scores ranged from 5.59 in the illiterate category to 6.12 in the secondary category. Table 3 presents the group summaries.</w:t>
       </w:r>
     </w:p>
     <w:tbl>
@@ -2181,6 +2021,116 @@
                 <w:sz w:val="20"/>
               </w:rPr>
               <w:t>Practice median (IQR)</w:t>
+            </w:r>
+          </w:p>
+        </w:tc>
+      </w:tr>
+      <w:tr>
+        <w:tc>
+          <w:tcPr>
+            <w:tcW w:type="dxa" w:w="1560"/>
+          </w:tcPr>
+          <w:p>
+            <w:pPr>
+              <w:spacing w:after="60"/>
+            </w:pPr>
+            <w:r>
+              <w:rPr>
+                <w:rFonts w:ascii="Times New Roman" w:hAnsi="Times New Roman"/>
+                <w:color w:val="000000"/>
+                <w:sz w:val="20"/>
+              </w:rPr>
+              <w:t>------------------------</w:t>
+            </w:r>
+          </w:p>
+        </w:tc>
+        <w:tc>
+          <w:tcPr>
+            <w:tcW w:type="dxa" w:w="1560"/>
+          </w:tcPr>
+          <w:p>
+            <w:pPr>
+              <w:spacing w:after="60"/>
+            </w:pPr>
+            <w:r>
+              <w:rPr>
+                <w:rFonts w:ascii="Times New Roman" w:hAnsi="Times New Roman"/>
+                <w:color w:val="000000"/>
+                <w:sz w:val="20"/>
+              </w:rPr>
+              <w:t>--:</w:t>
+            </w:r>
+          </w:p>
+        </w:tc>
+        <w:tc>
+          <w:tcPr>
+            <w:tcW w:type="dxa" w:w="1560"/>
+          </w:tcPr>
+          <w:p>
+            <w:pPr>
+              <w:spacing w:after="60"/>
+            </w:pPr>
+            <w:r>
+              <w:rPr>
+                <w:rFonts w:ascii="Times New Roman" w:hAnsi="Times New Roman"/>
+                <w:color w:val="000000"/>
+                <w:sz w:val="20"/>
+              </w:rPr>
+              <w:t>--------------------:</w:t>
+            </w:r>
+          </w:p>
+        </w:tc>
+        <w:tc>
+          <w:tcPr>
+            <w:tcW w:type="dxa" w:w="1560"/>
+          </w:tcPr>
+          <w:p>
+            <w:pPr>
+              <w:spacing w:after="60"/>
+            </w:pPr>
+            <w:r>
+              <w:rPr>
+                <w:rFonts w:ascii="Times New Roman" w:hAnsi="Times New Roman"/>
+                <w:color w:val="000000"/>
+                <w:sz w:val="20"/>
+              </w:rPr>
+              <w:t>---------------------:</w:t>
+            </w:r>
+          </w:p>
+        </w:tc>
+        <w:tc>
+          <w:tcPr>
+            <w:tcW w:type="dxa" w:w="1560"/>
+          </w:tcPr>
+          <w:p>
+            <w:pPr>
+              <w:spacing w:after="60"/>
+            </w:pPr>
+            <w:r>
+              <w:rPr>
+                <w:rFonts w:ascii="Times New Roman" w:hAnsi="Times New Roman"/>
+                <w:color w:val="000000"/>
+                <w:sz w:val="20"/>
+              </w:rPr>
+              <w:t>-------------------:</w:t>
+            </w:r>
+          </w:p>
+        </w:tc>
+        <w:tc>
+          <w:tcPr>
+            <w:tcW w:type="dxa" w:w="1560"/>
+          </w:tcPr>
+          <w:p>
+            <w:pPr>
+              <w:spacing w:after="60"/>
+            </w:pPr>
+            <w:r>
+              <w:rPr>
+                <w:rFonts w:ascii="Times New Roman" w:hAnsi="Times New Roman"/>
+                <w:color w:val="000000"/>
+                <w:sz w:val="20"/>
+              </w:rPr>
+              <w:t>--------------------:</w:t>
             </w:r>
           </w:p>
         </w:tc>
@@ -2700,7 +2650,7 @@
                 <w:color w:val="000000"/>
                 <w:sz w:val="20"/>
               </w:rPr>
-              <w:t>8.0 (8.0-8.0)</w:t>
+              <w:t>8.0 (single value)</w:t>
             </w:r>
           </w:p>
         </w:tc>
@@ -2737,7 +2687,7 @@
                 <w:color w:val="000000"/>
                 <w:sz w:val="20"/>
               </w:rPr>
-              <w:t>6.0 (6.0-6.0)</w:t>
+              <w:t>6.0 (single value)</w:t>
             </w:r>
           </w:p>
         </w:tc>
@@ -2773,7 +2723,7 @@
           <w:rFonts w:ascii="Times New Roman" w:hAnsi="Times New Roman"/>
           <w:color w:val="000000"/>
         </w:rPr>
-        <w:t>The assumption checks did not support parametric group comparisons. Kruskal-Wallis tests were therefore used for both outcomes. Practice scores differed significantly across maternal education groups in the primary unadjusted comparison (H = 10.1562, p = 0.0379, epsilon-squared = 0.0853). The omnibus knowledge-score comparison was not statistically significant (H = 8.0427, p = 0.0900, epsilon-squared = 0.0676). A conservative exploratory Holm sensitivity correction gave an adjusted practice p-value of 0.0758. The significant result for practice and non-significant result for knowledge do not establish that the two associations differ. Table 5 gives the inferential results.</w:t>
+        <w:t>The assumption checks did not support parametric group comparisons. Kruskal-Wallis tests were therefore used for both outcomes. Practice scores differed significantly across maternal education groups in the primary unadjusted comparison (H = 10.1562, p = 0.0379, epsilon-squared = 0.0853). The omnibus knowledge-score comparison was not statistically significant (H = 8.0427, p = 0.0900, epsilon-squared = 0.0676). A conservative exploratory Holm sensitivity correction gave an adjusted practice p-value of 0.0758. The significant result for practice and non-significant result for knowledge do not establish that the two associations differ. Table 4 gives the inferential results.</w:t>
       </w:r>
     </w:p>
     <w:tbl>
@@ -3149,7 +3099,7 @@
           <w:rFonts w:ascii="Times New Roman" w:hAnsi="Times New Roman"/>
           <w:color w:val="000000"/>
         </w:rPr>
-        <w:t>In the Pearson complete-case analysis, age was positively correlated with knowledge (r = 0.314, p = 0.0005) and practice (r = 0.267, p = 0.0032). Knowledge and practice were also positively correlated (r = 0.317, p = 0.0004). Family size was negatively correlated with knowledge (r = -0.201, p = 0.0279). Neither household income nor per-capita income was significantly correlated with either score in the Pearson analysis. These findings are exploratory because multiple correlations were examined without adjustment. Correlations involving total score were not interpreted because total score is derived mathematically from the knowledge and practice scores. Table 6 presents the score-related correlations.</w:t>
+        <w:t>In the Pearson complete-case analysis, age was positively correlated with knowledge (r = 0.314, p = 0.0005) and practice (r = 0.267, p = 0.0032). Knowledge and practice were also positively correlated (r = 0.317, p = 0.0004). Family size was negatively correlated with knowledge (r = -0.201, p = 0.0279). Neither household income nor per-capita income was significantly correlated with either score in the Pearson analysis. These findings are exploratory because multiple correlations were examined without adjustment. Correlations involving total score were not interpreted because total score is derived mathematically from the knowledge and practice scores. Table 5 presents the score-related correlations.</w:t>
       </w:r>
     </w:p>
     <w:tbl>
@@ -3969,7 +3919,7 @@
           <w:rFonts w:ascii="Times New Roman" w:hAnsi="Times New Roman"/>
           <w:color w:val="000000"/>
         </w:rPr>
-        <w:t>Excluding the one participant in the highest maternal education category did not materially change the findings. The knowledge comparison remained non-significant (H = 6.3719, p = 0.0949, epsilon-squared = 0.0540), and the unadjusted practice comparison remained below 0.05 (H = 9.7515, p = 0.0208, epsilon-squared = 0.0826). However, the analysis restricted to 115 participants with complete responses on all seven practice items was not statistically significant (H = 8.6488, p = 0.0705). The statistically significant primary practice result was therefore sensitive to the archived missing-as-zero rule.</w:t>
+        <w:t>Excluding the one participant in the highest maternal education category did not materially change the findings. The knowledge comparison remained non-significant (H = 6.3719, p = 0.0949, epsilon-squared = 0.0540), and the unadjusted practice comparison remained below 0.05 (H = 9.7515, p = 0.0208, epsilon-squared = 0.0826). However, the analysis restricted to 115 participants with complete responses on all seven practice items was not statistically significant (H = 8.6488, p = 0.0705). The statistically significant primary practice result was therefore sensitive to the prespecified missing-as-zero rule.</w:t>
       </w:r>
     </w:p>
     <w:p>
@@ -3981,7 +3931,7 @@
           <w:rFonts w:ascii="Times New Roman" w:hAnsi="Times New Roman"/>
           <w:color w:val="000000"/>
         </w:rPr>
-        <w:t>When maternal education was treated as ordinal, it had positive rank correlations with knowledge (rho = 0.2023, p = 0.0267) and practice (rho = 0.2684, p = 0.0030). These exploratory trend tests were not corrected for multiple testing. Age differed among maternal education groups (H = 10.6913, p = 0.0303), so age is a plausible confounder. Spearman analyses retained positive associations between age and knowledge (rho = 0.3710, p &lt; 0.001) and between knowledge and practice (rho = 0.3650, p &lt; 0.001). In contrast to the Pearson result, the Spearman analysis found a weak positive association between income and knowledge (rho = 0.2160, p = 0.0178), while income and practice remained non-significant. Use of the archived pathological-response key rather than the adjudicated physiological-response key gave a mean knowledge score of 5.82 and a non-significant omnibus comparison (H = 5.8669, p = 0.2093, epsilon-squared = 0.0493). Table 7 summarizes the sensitivity analyses.</w:t>
+        <w:t>When maternal education was treated as ordinal, it had positive rank correlations with knowledge (rho = 0.2023, p = 0.0267) and practice (rho = 0.2684, p = 0.0030). These exploratory trend tests were not corrected for multiple testing. Age differed among maternal education groups (H = 10.6913, p = 0.0303), so age is a plausible confounder. Spearman analyses retained positive associations between age and knowledge (rho = 0.3710, p &lt; 0.001) and between knowledge and practice (rho = 0.3650, p &lt; 0.001). In contrast to the Pearson result, the Spearman analysis found a weak positive association between income and knowledge (rho = 0.2160, p = 0.0178), while income and practice remained non-significant. Use of the original pathological-response key rather than the corrected physiological-response coding gave a mean knowledge score of 5.82 and a non-significant omnibus comparison (H = 5.8669, p = 0.2093, epsilon-squared = 0.0493). Table 6 summarizes the sensitivity analyses.</w:t>
       </w:r>
     </w:p>
     <w:tbl>
@@ -4385,7 +4335,7 @@
                 <w:color w:val="000000"/>
                 <w:sz w:val="20"/>
               </w:rPr>
-              <w:t>Archived pathological-response scoring key</w:t>
+              <w:t>Original pathological-response scoring key</w:t>
             </w:r>
           </w:p>
         </w:tc>
@@ -4941,7 +4891,7 @@
           <w:rFonts w:ascii="Times New Roman" w:hAnsi="Times New Roman"/>
           <w:color w:val="000000"/>
         </w:rPr>
-        <w:t>The primary analysis found a statistically significant unadjusted difference in practice scores among maternal education groups. The omnibus knowledge comparison was not statistically significant. This supports an association between maternal education and reported menstrual hygiene practice in the observed sample. Conservative multiplicity and complete-response sensitivity analyses attenuated the evidence, and no formal test compared the strength of the knowledge and practice associations. Household routines, access to products, supervision, and age could contribute to the observed pattern, but this unadjusted analysis cannot separate their effects.</w:t>
+        <w:t>The primary analysis found a statistically significant unadjusted difference in practice scores among maternal education groups. The omnibus knowledge comparison was not statistically significant. This suggests a possible association between maternal education and reported menstrual hygiene practice in the observed sample. Conservative multiplicity and complete-response sensitivity analyses attenuated the evidence, and no formal test compared the strength of the knowledge and practice associations. Household routines, access to products, supervision, and age could contribute to the observed pattern, but this unadjusted analysis cannot separate their effects.</w:t>
       </w:r>
     </w:p>
     <w:p>
@@ -4961,7 +4911,7 @@
         <w:pStyle w:val="Heading3"/>
       </w:pPr>
       <w:r>
-        <w:t>6.1 Comparative review methods</w:t>
+        <w:t>6.1 Comparison with published studies</w:t>
       </w:r>
     </w:p>
     <w:p>
@@ -4973,771 +4923,7 @@
           <w:rFonts w:ascii="Times New Roman" w:hAnsi="Times New Roman"/>
           <w:color w:val="000000"/>
         </w:rPr>
-        <w:t>For comparison with published evidence, PubMed and OpenAlex were searched for primary studies addressing menstrual hygiene knowledge, practice, maternal or parental education, and enabling resources among adolescents. Studies from Pakistan were prioritized, followed by studies from other South Asian settings and one Ethiopian study that reported directly comparable adjusted models for maternal education. DOI identities were checked using Crossref and the DOI Handle service. Twelve primary studies were included: five from Pakistan, six from other South Asian settings, and one from Ethiopia. Full text was reviewed for 11 studies. For one Nepal study, only the publisher abstract was available because the article PDF could not be obtained. The studies differed in instruments, thresholds, populations, and definitions of good knowledge or practice. For this reason, no pooled estimate was calculated, and nominal percentages were not ranked directly.</w:t>
-      </w:r>
-    </w:p>
-    <w:p>
-      <w:pPr>
-        <w:pStyle w:val="Heading3"/>
-      </w:pPr>
-      <w:r>
-        <w:t>6.2 Comparison with published studies</w:t>
-      </w:r>
-    </w:p>
-    <w:tbl>
-      <w:tblPr>
-        <w:tblStyle w:val="TableGrid"/>
-        <w:tblW w:type="auto" w:w="0"/>
-        <w:tblLook w:firstColumn="1" w:firstRow="1" w:lastColumn="0" w:lastRow="0" w:noHBand="0" w:noVBand="1" w:val="04A0"/>
-      </w:tblPr>
-      <w:tblGrid>
-        <w:gridCol w:w="3120"/>
-        <w:gridCol w:w="3120"/>
-        <w:gridCol w:w="3120"/>
-      </w:tblGrid>
-      <w:tr>
-        <w:tc>
-          <w:tcPr>
-            <w:tcW w:type="dxa" w:w="3120"/>
-          </w:tcPr>
-          <w:p>
-            <w:pPr>
-              <w:spacing w:after="60"/>
-            </w:pPr>
-            <w:r>
-              <w:rPr>
-                <w:rFonts w:ascii="Times New Roman" w:hAnsi="Times New Roman"/>
-                <w:b/>
-                <w:color w:val="000000"/>
-                <w:sz w:val="20"/>
-              </w:rPr>
-              <w:t>Study</w:t>
-            </w:r>
-          </w:p>
-        </w:tc>
-        <w:tc>
-          <w:tcPr>
-            <w:tcW w:type="dxa" w:w="3120"/>
-          </w:tcPr>
-          <w:p>
-            <w:pPr>
-              <w:spacing w:after="60"/>
-            </w:pPr>
-            <w:r>
-              <w:rPr>
-                <w:rFonts w:ascii="Times New Roman" w:hAnsi="Times New Roman"/>
-                <w:b/>
-                <w:color w:val="000000"/>
-                <w:sz w:val="20"/>
-              </w:rPr>
-              <w:t>Main comparable finding</w:t>
-            </w:r>
-          </w:p>
-        </w:tc>
-        <w:tc>
-          <w:tcPr>
-            <w:tcW w:type="dxa" w:w="3120"/>
-          </w:tcPr>
-          <w:p>
-            <w:pPr>
-              <w:spacing w:after="60"/>
-            </w:pPr>
-            <w:r>
-              <w:rPr>
-                <w:rFonts w:ascii="Times New Roman" w:hAnsi="Times New Roman"/>
-                <w:b/>
-                <w:color w:val="000000"/>
-                <w:sz w:val="20"/>
-              </w:rPr>
-              <w:t>Relationship to the present study</w:t>
-            </w:r>
-          </w:p>
-        </w:tc>
-      </w:tr>
-      <w:tr>
-        <w:tc>
-          <w:tcPr>
-            <w:tcW w:type="dxa" w:w="3120"/>
-          </w:tcPr>
-          <w:p>
-            <w:pPr>
-              <w:spacing w:after="60"/>
-            </w:pPr>
-            <w:r>
-              <w:rPr>
-                <w:rFonts w:ascii="Times New Roman" w:hAnsi="Times New Roman"/>
-                <w:color w:val="000000"/>
-                <w:sz w:val="20"/>
-              </w:rPr>
-              <w:t>Wasan et al., rural Sindh [11]</w:t>
-            </w:r>
-          </w:p>
-        </w:tc>
-        <w:tc>
-          <w:tcPr>
-            <w:tcW w:type="dxa" w:w="3120"/>
-          </w:tcPr>
-          <w:p>
-            <w:pPr>
-              <w:spacing w:after="60"/>
-            </w:pPr>
-            <w:r>
-              <w:rPr>
-                <w:rFonts w:ascii="Times New Roman" w:hAnsi="Times New Roman"/>
-                <w:color w:val="000000"/>
-                <w:sz w:val="20"/>
-              </w:rPr>
-              <w:t>Only 25% of 25,305 participants used materials classified as appropriate; no participant education versus higher secondary/university predicted inappropriate material use (OR 3.90, 95% CI 3.36-4.52).</w:t>
-            </w:r>
-          </w:p>
-        </w:tc>
-        <w:tc>
-          <w:tcPr>
-            <w:tcW w:type="dxa" w:w="3120"/>
-          </w:tcPr>
-          <w:p>
-            <w:pPr>
-              <w:spacing w:after="60"/>
-            </w:pPr>
-            <w:r>
-              <w:rPr>
-                <w:rFonts w:ascii="Times New Roman" w:hAnsi="Times New Roman"/>
-                <w:color w:val="000000"/>
-                <w:sz w:val="20"/>
-              </w:rPr>
-              <w:t>Supports an education-practice pathway and a strong role for material access, but measured the participant's education rather than maternal education.</w:t>
-            </w:r>
-          </w:p>
-        </w:tc>
-      </w:tr>
-      <w:tr>
-        <w:tc>
-          <w:tcPr>
-            <w:tcW w:type="dxa" w:w="3120"/>
-          </w:tcPr>
-          <w:p>
-            <w:pPr>
-              <w:spacing w:after="60"/>
-            </w:pPr>
-            <w:r>
-              <w:rPr>
-                <w:rFonts w:ascii="Times New Roman" w:hAnsi="Times New Roman"/>
-                <w:color w:val="000000"/>
-                <w:sz w:val="20"/>
-              </w:rPr>
-              <w:t>Aziz et al., Khairpur, Sindh [12]</w:t>
-            </w:r>
-          </w:p>
-        </w:tc>
-        <w:tc>
-          <w:tcPr>
-            <w:tcW w:type="dxa" w:w="3120"/>
-          </w:tcPr>
-          <w:p>
-            <w:pPr>
-              <w:spacing w:after="60"/>
-            </w:pPr>
-            <w:r>
-              <w:rPr>
-                <w:rFonts w:ascii="Times New Roman" w:hAnsi="Times New Roman"/>
-                <w:color w:val="000000"/>
-                <w:sz w:val="20"/>
-              </w:rPr>
-              <w:t>Satisfactory knowledge was 69.8% in the urban school and 38.4% in the rural school; good practice was 71.1% and 11.9%, respectively. Mothers were the main information source in both groups.</w:t>
-            </w:r>
-          </w:p>
-        </w:tc>
-        <w:tc>
-          <w:tcPr>
-            <w:tcW w:type="dxa" w:w="3120"/>
-          </w:tcPr>
-          <w:p>
-            <w:pPr>
-              <w:spacing w:after="60"/>
-            </w:pPr>
-            <w:r>
-              <w:rPr>
-                <w:rFonts w:ascii="Times New Roman" w:hAnsi="Times New Roman"/>
-                <w:color w:val="000000"/>
-                <w:sz w:val="20"/>
-              </w:rPr>
-              <w:t>Demonstrates major contextual variation within Pakistan but did not test maternal education against outcomes.</w:t>
-            </w:r>
-          </w:p>
-        </w:tc>
-      </w:tr>
-      <w:tr>
-        <w:tc>
-          <w:tcPr>
-            <w:tcW w:type="dxa" w:w="3120"/>
-          </w:tcPr>
-          <w:p>
-            <w:pPr>
-              <w:spacing w:after="60"/>
-            </w:pPr>
-            <w:r>
-              <w:rPr>
-                <w:rFonts w:ascii="Times New Roman" w:hAnsi="Times New Roman"/>
-                <w:color w:val="000000"/>
-                <w:sz w:val="20"/>
-              </w:rPr>
-              <w:t>Shah et al., Ghizer, Pakistan [13]</w:t>
-            </w:r>
-          </w:p>
-        </w:tc>
-        <w:tc>
-          <w:tcPr>
-            <w:tcW w:type="dxa" w:w="3120"/>
-          </w:tcPr>
-          <w:p>
-            <w:pPr>
-              <w:spacing w:after="60"/>
-            </w:pPr>
-            <w:r>
-              <w:rPr>
-                <w:rFonts w:ascii="Times New Roman" w:hAnsi="Times New Roman"/>
-                <w:color w:val="000000"/>
-                <w:sz w:val="20"/>
-              </w:rPr>
-              <w:t>Among 300 girls, 51.7% lacked awareness at menarche, 47.7% used reusable cloth/towels, and 30.7% used disposable pads; 65.3% of mothers had no education.</w:t>
-            </w:r>
-          </w:p>
-        </w:tc>
-        <w:tc>
-          <w:tcPr>
-            <w:tcW w:type="dxa" w:w="3120"/>
-          </w:tcPr>
-          <w:p>
-            <w:pPr>
-              <w:spacing w:after="60"/>
-            </w:pPr>
-            <w:r>
-              <w:rPr>
-                <w:rFonts w:ascii="Times New Roman" w:hAnsi="Times New Roman"/>
-                <w:color w:val="000000"/>
-                <w:sz w:val="20"/>
-              </w:rPr>
-              <w:t>Supports a maternal information pathway, but maternal education was discussed rather than statistically tested.</w:t>
-            </w:r>
-          </w:p>
-        </w:tc>
-      </w:tr>
-      <w:tr>
-        <w:tc>
-          <w:tcPr>
-            <w:tcW w:type="dxa" w:w="3120"/>
-          </w:tcPr>
-          <w:p>
-            <w:pPr>
-              <w:spacing w:after="60"/>
-            </w:pPr>
-            <w:r>
-              <w:rPr>
-                <w:rFonts w:ascii="Times New Roman" w:hAnsi="Times New Roman"/>
-                <w:color w:val="000000"/>
-                <w:sz w:val="20"/>
-              </w:rPr>
-              <w:t>Michael et al., Quetta, Pakistan [14]</w:t>
-            </w:r>
-          </w:p>
-        </w:tc>
-        <w:tc>
-          <w:tcPr>
-            <w:tcW w:type="dxa" w:w="3120"/>
-          </w:tcPr>
-          <w:p>
-            <w:pPr>
-              <w:spacing w:after="60"/>
-            </w:pPr>
-            <w:r>
-              <w:rPr>
-                <w:rFonts w:ascii="Times New Roman" w:hAnsi="Times New Roman"/>
-                <w:color w:val="000000"/>
-                <w:sz w:val="20"/>
-              </w:rPr>
-              <w:t>Mothers were the main information source for 67%; 77.7% had received no school menstrual-education session; 68.7% used commercial pads.</w:t>
-            </w:r>
-          </w:p>
-        </w:tc>
-        <w:tc>
-          <w:tcPr>
-            <w:tcW w:type="dxa" w:w="3120"/>
-          </w:tcPr>
-          <w:p>
-            <w:pPr>
-              <w:spacing w:after="60"/>
-            </w:pPr>
-            <w:r>
-              <w:rPr>
-                <w:rFonts w:ascii="Times New Roman" w:hAnsi="Times New Roman"/>
-                <w:color w:val="000000"/>
-                <w:sz w:val="20"/>
-              </w:rPr>
-              <w:t>Reinforces reliance on maternal information while showing that knowledge and product use can diverge.</w:t>
-            </w:r>
-          </w:p>
-        </w:tc>
-      </w:tr>
-      <w:tr>
-        <w:tc>
-          <w:tcPr>
-            <w:tcW w:type="dxa" w:w="3120"/>
-          </w:tcPr>
-          <w:p>
-            <w:pPr>
-              <w:spacing w:after="60"/>
-            </w:pPr>
-            <w:r>
-              <w:rPr>
-                <w:rFonts w:ascii="Times New Roman" w:hAnsi="Times New Roman"/>
-                <w:color w:val="000000"/>
-                <w:sz w:val="20"/>
-              </w:rPr>
-              <w:t>Afzaal et al., rural Lahore [15]</w:t>
-            </w:r>
-          </w:p>
-        </w:tc>
-        <w:tc>
-          <w:tcPr>
-            <w:tcW w:type="dxa" w:w="3120"/>
-          </w:tcPr>
-          <w:p>
-            <w:pPr>
-              <w:spacing w:after="60"/>
-            </w:pPr>
-            <w:r>
-              <w:rPr>
-                <w:rFonts w:ascii="Times New Roman" w:hAnsi="Times New Roman"/>
-                <w:color w:val="000000"/>
-                <w:sz w:val="20"/>
-              </w:rPr>
-              <w:t>Knowledge and practice were positively correlated (r = 0.649, p &lt; 0.001).</w:t>
-            </w:r>
-          </w:p>
-        </w:tc>
-        <w:tc>
-          <w:tcPr>
-            <w:tcW w:type="dxa" w:w="3120"/>
-          </w:tcPr>
-          <w:p>
-            <w:pPr>
-              <w:spacing w:after="60"/>
-            </w:pPr>
-            <w:r>
-              <w:rPr>
-                <w:rFonts w:ascii="Times New Roman" w:hAnsi="Times New Roman"/>
-                <w:color w:val="000000"/>
-                <w:sz w:val="20"/>
-              </w:rPr>
-              <w:t>The closest geographic comparator agrees with the present positive knowledge-practice correlation, but did not report a maternal-education association.</w:t>
-            </w:r>
-          </w:p>
-        </w:tc>
-      </w:tr>
-      <w:tr>
-        <w:tc>
-          <w:tcPr>
-            <w:tcW w:type="dxa" w:w="3120"/>
-          </w:tcPr>
-          <w:p>
-            <w:pPr>
-              <w:spacing w:after="60"/>
-            </w:pPr>
-            <w:r>
-              <w:rPr>
-                <w:rFonts w:ascii="Times New Roman" w:hAnsi="Times New Roman"/>
-                <w:color w:val="000000"/>
-                <w:sz w:val="20"/>
-              </w:rPr>
-              <w:t>Dasgupta and Sarkar, rural India [16]</w:t>
-            </w:r>
-          </w:p>
-        </w:tc>
-        <w:tc>
-          <w:tcPr>
-            <w:tcW w:type="dxa" w:w="3120"/>
-          </w:tcPr>
-          <w:p>
-            <w:pPr>
-              <w:spacing w:after="60"/>
-            </w:pPr>
-            <w:r>
-              <w:rPr>
-                <w:rFonts w:ascii="Times New Roman" w:hAnsi="Times New Roman"/>
-                <w:color w:val="000000"/>
-                <w:sz w:val="20"/>
-              </w:rPr>
-              <w:t>Although 48.75% knew sanitary pads were appropriate, only 11.25% used them.</w:t>
-            </w:r>
-          </w:p>
-        </w:tc>
-        <w:tc>
-          <w:tcPr>
-            <w:tcW w:type="dxa" w:w="3120"/>
-          </w:tcPr>
-          <w:p>
-            <w:pPr>
-              <w:spacing w:after="60"/>
-            </w:pPr>
-            <w:r>
-              <w:rPr>
-                <w:rFonts w:ascii="Times New Roman" w:hAnsi="Times New Roman"/>
-                <w:color w:val="000000"/>
-                <w:sz w:val="20"/>
-              </w:rPr>
-              <w:t>Shows that knowledge does not ensure practice.</w:t>
-            </w:r>
-          </w:p>
-        </w:tc>
-      </w:tr>
-      <w:tr>
-        <w:tc>
-          <w:tcPr>
-            <w:tcW w:type="dxa" w:w="3120"/>
-          </w:tcPr>
-          <w:p>
-            <w:pPr>
-              <w:spacing w:after="60"/>
-            </w:pPr>
-            <w:r>
-              <w:rPr>
-                <w:rFonts w:ascii="Times New Roman" w:hAnsi="Times New Roman"/>
-                <w:color w:val="000000"/>
-                <w:sz w:val="20"/>
-              </w:rPr>
-              <w:t>Kansal et al., rural India [17]</w:t>
-            </w:r>
-          </w:p>
-        </w:tc>
-        <w:tc>
-          <w:tcPr>
-            <w:tcW w:type="dxa" w:w="3120"/>
-          </w:tcPr>
-          <w:p>
-            <w:pPr>
-              <w:spacing w:after="60"/>
-            </w:pPr>
-            <w:r>
-              <w:rPr>
-                <w:rFonts w:ascii="Times New Roman" w:hAnsi="Times New Roman"/>
-                <w:color w:val="000000"/>
-                <w:sz w:val="20"/>
-              </w:rPr>
-              <w:t>Girls with literate mothers used pads more often than girls with illiterate mothers (62% vs 13%); the association was significant.</w:t>
-            </w:r>
-          </w:p>
-        </w:tc>
-        <w:tc>
-          <w:tcPr>
-            <w:tcW w:type="dxa" w:w="3120"/>
-          </w:tcPr>
-          <w:p>
-            <w:pPr>
-              <w:spacing w:after="60"/>
-            </w:pPr>
-            <w:r>
-              <w:rPr>
-                <w:rFonts w:ascii="Times New Roman" w:hAnsi="Times New Roman"/>
-                <w:color w:val="000000"/>
-                <w:sz w:val="20"/>
-              </w:rPr>
-              <w:t>Directly agrees with the direction of the present maternal-education/practice finding, although hygiene definitions differed.</w:t>
-            </w:r>
-          </w:p>
-        </w:tc>
-      </w:tr>
-      <w:tr>
-        <w:tc>
-          <w:tcPr>
-            <w:tcW w:type="dxa" w:w="3120"/>
-          </w:tcPr>
-          <w:p>
-            <w:pPr>
-              <w:spacing w:after="60"/>
-            </w:pPr>
-            <w:r>
-              <w:rPr>
-                <w:rFonts w:ascii="Times New Roman" w:hAnsi="Times New Roman"/>
-                <w:color w:val="000000"/>
-                <w:sz w:val="20"/>
-              </w:rPr>
-              <w:t>Yadav et al., Nepal [18]</w:t>
-            </w:r>
-          </w:p>
-        </w:tc>
-        <w:tc>
-          <w:tcPr>
-            <w:tcW w:type="dxa" w:w="3120"/>
-          </w:tcPr>
-          <w:p>
-            <w:pPr>
-              <w:spacing w:after="60"/>
-            </w:pPr>
-            <w:r>
-              <w:rPr>
-                <w:rFonts w:ascii="Times New Roman" w:hAnsi="Times New Roman"/>
-                <w:color w:val="000000"/>
-                <w:sz w:val="20"/>
-              </w:rPr>
-              <w:t>Most respondents had fair or good knowledge, but only 40% of girls met the study's good-practice definition.</w:t>
-            </w:r>
-          </w:p>
-        </w:tc>
-        <w:tc>
-          <w:tcPr>
-            <w:tcW w:type="dxa" w:w="3120"/>
-          </w:tcPr>
-          <w:p>
-            <w:pPr>
-              <w:spacing w:after="60"/>
-            </w:pPr>
-            <w:r>
-              <w:rPr>
-                <w:rFonts w:ascii="Times New Roman" w:hAnsi="Times New Roman"/>
-                <w:color w:val="000000"/>
-                <w:sz w:val="20"/>
-              </w:rPr>
-              <w:t>Supports separate assessment of knowledge and practice.</w:t>
-            </w:r>
-          </w:p>
-        </w:tc>
-      </w:tr>
-      <w:tr>
-        <w:tc>
-          <w:tcPr>
-            <w:tcW w:type="dxa" w:w="3120"/>
-          </w:tcPr>
-          <w:p>
-            <w:pPr>
-              <w:spacing w:after="60"/>
-            </w:pPr>
-            <w:r>
-              <w:rPr>
-                <w:rFonts w:ascii="Times New Roman" w:hAnsi="Times New Roman"/>
-                <w:color w:val="000000"/>
-                <w:sz w:val="20"/>
-              </w:rPr>
-              <w:t>Bhusal, Nepal [7]</w:t>
-            </w:r>
-          </w:p>
-        </w:tc>
-        <w:tc>
-          <w:tcPr>
-            <w:tcW w:type="dxa" w:w="3120"/>
-          </w:tcPr>
-          <w:p>
-            <w:pPr>
-              <w:spacing w:after="60"/>
-            </w:pPr>
-            <w:r>
-              <w:rPr>
-                <w:rFonts w:ascii="Times New Roman" w:hAnsi="Times New Roman"/>
-                <w:color w:val="000000"/>
-                <w:sz w:val="20"/>
-              </w:rPr>
-              <w:t>Literate mothers were associated with lower adjusted odds of good practice (AOR 0.52, 95% CI 0.30-0.88), while literate fathers had higher odds.</w:t>
-            </w:r>
-          </w:p>
-        </w:tc>
-        <w:tc>
-          <w:tcPr>
-            <w:tcW w:type="dxa" w:w="3120"/>
-          </w:tcPr>
-          <w:p>
-            <w:pPr>
-              <w:spacing w:after="60"/>
-            </w:pPr>
-            <w:r>
-              <w:rPr>
-                <w:rFonts w:ascii="Times New Roman" w:hAnsi="Times New Roman"/>
-                <w:color w:val="000000"/>
-                <w:sz w:val="20"/>
-              </w:rPr>
-              <w:t>Contradicts the expected direction and shows that maternal education is not a universal stand-alone proxy for a supportive menstrual environment.</w:t>
-            </w:r>
-          </w:p>
-        </w:tc>
-      </w:tr>
-      <w:tr>
-        <w:tc>
-          <w:tcPr>
-            <w:tcW w:type="dxa" w:w="3120"/>
-          </w:tcPr>
-          <w:p>
-            <w:pPr>
-              <w:spacing w:after="60"/>
-            </w:pPr>
-            <w:r>
-              <w:rPr>
-                <w:rFonts w:ascii="Times New Roman" w:hAnsi="Times New Roman"/>
-                <w:color w:val="000000"/>
-                <w:sz w:val="20"/>
-              </w:rPr>
-              <w:t>Haque et al., Bangladesh [19]</w:t>
-            </w:r>
-          </w:p>
-        </w:tc>
-        <w:tc>
-          <w:tcPr>
-            <w:tcW w:type="dxa" w:w="3120"/>
-          </w:tcPr>
-          <w:p>
-            <w:pPr>
-              <w:spacing w:after="60"/>
-            </w:pPr>
-            <w:r>
-              <w:rPr>
-                <w:rFonts w:ascii="Times New Roman" w:hAnsi="Times New Roman"/>
-                <w:color w:val="000000"/>
-                <w:sz w:val="20"/>
-              </w:rPr>
-              <w:t>After an uncontrolled six-month school intervention, high knowledge increased from 51.0% to 82.4% and good practice from 28.8% to 88.9%.</w:t>
-            </w:r>
-          </w:p>
-        </w:tc>
-        <w:tc>
-          <w:tcPr>
-            <w:tcW w:type="dxa" w:w="3120"/>
-          </w:tcPr>
-          <w:p>
-            <w:pPr>
-              <w:spacing w:after="60"/>
-            </w:pPr>
-            <w:r>
-              <w:rPr>
-                <w:rFonts w:ascii="Times New Roman" w:hAnsi="Times New Roman"/>
-                <w:color w:val="000000"/>
-                <w:sz w:val="20"/>
-              </w:rPr>
-              <w:t>Supports intervention feasibility, but the design cannot establish that education alone caused or sustained the changes.</w:t>
-            </w:r>
-          </w:p>
-        </w:tc>
-      </w:tr>
-      <w:tr>
-        <w:tc>
-          <w:tcPr>
-            <w:tcW w:type="dxa" w:w="3120"/>
-          </w:tcPr>
-          <w:p>
-            <w:pPr>
-              <w:spacing w:after="60"/>
-            </w:pPr>
-            <w:r>
-              <w:rPr>
-                <w:rFonts w:ascii="Times New Roman" w:hAnsi="Times New Roman"/>
-                <w:color w:val="000000"/>
-                <w:sz w:val="20"/>
-              </w:rPr>
-              <w:t>Alam et al., Bangladesh [20]</w:t>
-            </w:r>
-          </w:p>
-        </w:tc>
-        <w:tc>
-          <w:tcPr>
-            <w:tcW w:type="dxa" w:w="3120"/>
-          </w:tcPr>
-          <w:p>
-            <w:pPr>
-              <w:spacing w:after="60"/>
-            </w:pPr>
-            <w:r>
-              <w:rPr>
-                <w:rFonts w:ascii="Times New Roman" w:hAnsi="Times New Roman"/>
-                <w:color w:val="000000"/>
-                <w:sz w:val="20"/>
-              </w:rPr>
-              <w:t>Accessible girls' toilets were associated with less menstrual-related absence (adjusted prevalence difference -5.4 percentage points, 95% CI -10 to -1.6); restrictions were associated with more absence.</w:t>
-            </w:r>
-          </w:p>
-        </w:tc>
-        <w:tc>
-          <w:tcPr>
-            <w:tcW w:type="dxa" w:w="3120"/>
-          </w:tcPr>
-          <w:p>
-            <w:pPr>
-              <w:spacing w:after="60"/>
-            </w:pPr>
-            <w:r>
-              <w:rPr>
-                <w:rFonts w:ascii="Times New Roman" w:hAnsi="Times New Roman"/>
-                <w:color w:val="000000"/>
-                <w:sz w:val="20"/>
-              </w:rPr>
-              <w:t>Shows that facilities and social rules can shape behavior independently of knowledge or maternal schooling.</w:t>
-            </w:r>
-          </w:p>
-        </w:tc>
-      </w:tr>
-      <w:tr>
-        <w:tc>
-          <w:tcPr>
-            <w:tcW w:type="dxa" w:w="3120"/>
-          </w:tcPr>
-          <w:p>
-            <w:pPr>
-              <w:spacing w:after="60"/>
-            </w:pPr>
-            <w:r>
-              <w:rPr>
-                <w:rFonts w:ascii="Times New Roman" w:hAnsi="Times New Roman"/>
-                <w:color w:val="000000"/>
-                <w:sz w:val="20"/>
-              </w:rPr>
-              <w:t>Upashe et al., Ethiopia [21]</w:t>
-            </w:r>
-          </w:p>
-        </w:tc>
-        <w:tc>
-          <w:tcPr>
-            <w:tcW w:type="dxa" w:w="3120"/>
-          </w:tcPr>
-          <w:p>
-            <w:pPr>
-              <w:spacing w:after="60"/>
-            </w:pPr>
-            <w:r>
-              <w:rPr>
-                <w:rFonts w:ascii="Times New Roman" w:hAnsi="Times New Roman"/>
-                <w:color w:val="000000"/>
-                <w:sz w:val="20"/>
-              </w:rPr>
-              <w:t>Maternal secondary-or-higher education predicted good knowledge (AOR 1.51, 95% CI 1.02-2.22) and good practice (AOR 2.03, 95% CI 1.38-2.97).</w:t>
-            </w:r>
-          </w:p>
-        </w:tc>
-        <w:tc>
-          <w:tcPr>
-            <w:tcW w:type="dxa" w:w="3120"/>
-          </w:tcPr>
-          <w:p>
-            <w:pPr>
-              <w:spacing w:after="60"/>
-            </w:pPr>
-            <w:r>
-              <w:rPr>
-                <w:rFonts w:ascii="Times New Roman" w:hAnsi="Times New Roman"/>
-                <w:color w:val="000000"/>
-                <w:sz w:val="20"/>
-              </w:rPr>
-              <w:t>Agrees with the present practice association but differs by also finding a knowledge association.</w:t>
-            </w:r>
-          </w:p>
-        </w:tc>
-      </w:tr>
-    </w:tbl>
-    <w:p/>
-    <w:p>
-      <w:pPr>
-        <w:jc w:val="left"/>
-      </w:pPr>
-      <w:r>
-        <w:rPr>
-          <w:rFonts w:ascii="Times New Roman" w:hAnsi="Times New Roman"/>
-          <w:color w:val="000000"/>
-        </w:rPr>
-        <w:t>The direction of the statistically significant unadjusted practice result agrees with Kansal et al. and Upashe et al., while Bhusal reported an inverse adjusted association [7,17,21]. Maternal education therefore does not have a consistent relationship with practice across settings. The absence of a statistically significant knowledge association in the present analysis also differs from the findings of Upashe et al. [21]. Direct numerical comparison is not appropriate because the studies differed in outcome definitions, age groups, maternal education categories, adjustment for confounding, and setting. The present study used continuous bounded scores and unadjusted group comparisons, whereas several comparison studies used study-specific binary thresholds and multivariable logistic regression.</w:t>
+        <w:t>Studies from Pakistan show substantial variation in menstrual knowledge and practice across settings. In rural Sindh, Wasan et al. found that only one quarter of 25,305 adolescent girls and young women used materials classified as appropriate; having no education, compared with higher secondary or university education, was associated with greater odds of inappropriate material use (OR 3.90, 95% CI 3.36-4.52) [11]. In Khairpur, Aziz et al. reported satisfactory knowledge among 69.8% of urban participants and 38.4% of rural participants, while good practice was reported by 71.1% and 11.9%, respectively [12]. These differences suggest that schooling, resources, and local conditions may be as important as knowledge alone.</w:t>
       </w:r>
     </w:p>
     <w:p>
@@ -5749,7 +4935,7 @@
           <w:rFonts w:ascii="Times New Roman" w:hAnsi="Times New Roman"/>
           <w:color w:val="000000"/>
         </w:rPr>
-        <w:t>Studies from Pakistan often identify mothers as an important source of menstrual information [12-14], but most do not estimate whether maternal education independently predicts knowledge or practice. This study provides a direct local comparison without assuming that frequent communication with mothers necessarily provides accurate information. The positive correlation between knowledge and practice agrees with the rural Lahore study [15]. Findings from Nepal and India also show that adequate knowledge can coexist with weaker practice [16,18].</w:t>
+        <w:t>Mothers are repeatedly identified as an important source of menstrual information in Pakistan. Shah et al. found that 51.7% of girls in Ghizer had not been aware of menstruation before menarche; 47.7% used reusable cloth or towels, 30.7% used disposable pads, and 65.3% of mothers had no formal education [13]. In Quetta, mothers were the main information source for 67% of participants, 77.7% had received no menstrual-education session at school, and 68.7% used commercial pads [14]. Afzaal et al. reported a positive knowledge-practice correlation in Lahore (r = 0.649, p &lt; 0.001), consistent with the present result [15]. These findings support a maternal communication pathway but do not show that maternal education independently determines hygiene outcomes.</w:t>
       </w:r>
     </w:p>
     <w:p>
@@ -5761,7 +4947,7 @@
           <w:rFonts w:ascii="Times New Roman" w:hAnsi="Times New Roman"/>
           <w:color w:val="000000"/>
         </w:rPr>
-        <w:t>The published evidence further supports treating knowledge and practice as separate outcomes. The cost and availability of products, household resources, privacy, sanitation, school facilities, and social restrictions may either support or prevent hygienic behavior [11,20]. Some routines may also be learned through social practice despite limited formal knowledge. Any association between maternal education and menstrual hygiene may therefore involve several mechanisms, including communication, purchasing power, supervision, and household norms, rather than education alone.</w:t>
+        <w:t>Evidence from neighboring settings also supports separate assessment of knowledge and practice. Dasgupta and Sarkar found that 48.75% of rural Indian participants knew that sanitary pads were appropriate, but only 11.25% used them [16]. Kumar et al. reported greater pad use among girls with literate mothers than among those with illiterate mothers (62% versus 13%) [17]. In Nepal, Yadav et al. found that most participants had fair or good knowledge, whereas only 40% met the study definition of good practice [18].</w:t>
       </w:r>
     </w:p>
     <w:p>
@@ -5773,7 +4959,7 @@
           <w:rFonts w:ascii="Times New Roman" w:hAnsi="Times New Roman"/>
           <w:color w:val="000000"/>
         </w:rPr>
-        <w:t>This study has several strengths. The reproducible analysis pipeline preserved timestamped outputs and included explicit data quality reporting, documented assumption checks, and effect sizes as well as p-values. The workflow also checked the internal consistency of family-size reports. Sensitivity analyses showed that the broad conclusions were unchanged after removal of the single participant in the highest education category and when rank-based correlations were used.</w:t>
+        <w:t>Associations with maternal education are not consistent across studies. Bhusal reported lower adjusted odds of good practice among Nepalese girls with literate mothers (AOR 0.52, 95% CI 0.30-0.89), but higher odds among those with literate fathers (AOR 2.55, 95% CI 1.26-5.15) [7]. In Ethiopia, Upashe et al. found that maternal secondary or higher education predicted good knowledge (AOR 1.51, 95% CI 1.02-2.22) and good practice (AOR 2.03, 95% CI 1.38-2.97) [21]. The present practice finding agrees in direction with Kumar et al. and Upashe et al., while Bhusal's result shows that maternal education is not a universal stand-alone proxy for a supportive menstrual environment [7,17,21]. Differences in outcome definitions, age ranges, education categories, adjustment, and context prevent direct numerical comparison.</w:t>
       </w:r>
     </w:p>
     <w:p>
@@ -5785,7 +4971,31 @@
           <w:rFonts w:ascii="Times New Roman" w:hAnsi="Times New Roman"/>
           <w:color w:val="000000"/>
         </w:rPr>
-        <w:t>Several limitations require caution. First, the cross-sectional design supports associations but not causal conclusions. Second, the analyses were unadjusted and bivariate. Age differed among maternal education groups and may confound the observed associations. School conditions, product access, and other family factors were not controlled. Third, the statistically significant unadjusted practice result was attenuated by the exploratory Holm and complete-response sensitivity analyses. Fourth, maternal education groups were severely imbalanced, especially the highest category. This limits precision, makes detailed comparisons unstable, and means that the omnibus result does not identify which groups differ. Fifth, assigning zero to missing or invalid questionnaire responses may have lowered scores when non-response did not indicate poor knowledge or practice. The complete-response result shows that the practice finding was sensitive to this rule. Sixth, four score items did not discriminate because every listed response option received one point. This limits construct validity and increases the apparent proportion of the maximum score. Seventh, one knowledge item required post hoc adjudication because the archived scoring key conflicted with the biological meaning of its labeled responses. Eighth, six responses fell outside the SPSS value-label domains. Ninth, the secondary correlations and ordinal trends were exploratory and were not corrected for multiple testing. Finally, participants came from one school, so the findings may not generalize to other adolescents in Lahore or elsewhere in Pakistan.</w:t>
+        <w:t>School and household conditions provide further context. In Bangladesh, Haque et al. observed increases in high knowledge from 51.0% to 82.4% and in good practice from 28.8% to 88.9% after a six-month school-based intervention, although the uncontrolled design limits causal interpretation [19]. Alam et al. found that access to girls' toilets was associated with less menstrual-related school absence (adjusted prevalence difference -5.4 percentage points, 95% CI -10.0 to -1.6), whereas menstrual restrictions were associated with greater absence [20]. Product access, household resources, privacy, sanitation, school facilities, communication, and social restrictions may therefore mediate the relationship between education and menstrual hygiene behavior [11-15,20].</w:t>
+      </w:r>
+    </w:p>
+    <w:p>
+      <w:pPr>
+        <w:jc w:val="left"/>
+      </w:pPr>
+      <w:r>
+        <w:rPr>
+          <w:rFonts w:ascii="Times New Roman" w:hAnsi="Times New Roman"/>
+          <w:color w:val="000000"/>
+        </w:rPr>
+        <w:t>This study has several strengths. Data completeness and coding were examined before analysis, statistical assumptions were assessed, and effect sizes were reported alongside p-values. Sensitivity analyses evaluated the influence of the smallest maternal-education group, missing practice responses, alternative scoring of a disputed knowledge item, and rank-based correlation methods.</w:t>
+      </w:r>
+    </w:p>
+    <w:p>
+      <w:pPr>
+        <w:jc w:val="left"/>
+      </w:pPr>
+      <w:r>
+        <w:rPr>
+          <w:rFonts w:ascii="Times New Roman" w:hAnsi="Times New Roman"/>
+          <w:color w:val="000000"/>
+        </w:rPr>
+        <w:t>Several limitations require caution. First, the cross-sectional design supports associations but not causal conclusions. Second, the analyses were unadjusted and bivariate. Age differed among maternal education groups and may confound the observed associations. School conditions, product access, and other family factors were not controlled. Third, the statistically significant unadjusted practice result was attenuated by the exploratory Holm and complete-response sensitivity analyses. Fourth, maternal education groups were severely imbalanced, especially the highest category. This limits precision, makes detailed comparisons unstable, and means that the omnibus result does not identify which groups differ. Fifth, assigning zero to missing or invalid questionnaire responses may have lowered scores when non-response did not indicate poor knowledge or practice. The complete-response result shows that the practice finding was sensitive to this rule. Sixth, four score items did not discriminate because every listed response option received one point. This limits construct validity and increases the apparent proportion of the maximum score. Seventh, one knowledge item required correction because the original scoring key conflicted with the biological meaning of its labeled responses. Eighth, six responses fell outside the SPSS value-label domains. Ninth, the secondary correlations and ordinal trends were exploratory and were not corrected for multiple testing. Finally, participants came from one school, so the findings may not generalize to other adolescents in Lahore or elsewhere in Pakistan.</w:t>
       </w:r>
     </w:p>
     <w:p>
@@ -5817,7 +5027,7 @@
           <w:rFonts w:ascii="Times New Roman" w:hAnsi="Times New Roman"/>
           <w:color w:val="000000"/>
         </w:rPr>
-        <w:t>In this sample from sub-urban Lahore, practice scores differed significantly across maternal education groups, while the omnibus knowledge comparison was not statistically significant. Older age was associated with higher knowledge and practice scores, and knowledge was positively associated with practice. These findings support a relationship between maternal education and menstrual hygiene behavior, although sensitivity analyses and possible age confounding indicate that its independent contribution requires confirmation. Larger studies with validated scoring, balanced education groups, documented ethics procedures, and adjusted analyses are needed to establish the magnitude and independence of this relationship.</w:t>
+        <w:t>In this sample from sub-urban Lahore, practice scores differed significantly across maternal education groups, while the omnibus knowledge comparison was not statistically significant. Older age was associated with higher knowledge and practice scores, and knowledge was positively associated with practice. These findings suggest, but do not establish, a relationship between maternal education and menstrual hygiene behavior. Sensitivity analyses and possible age confounding indicate that any independent contribution requires confirmation. Larger studies with validated scoring, balanced education groups, documented ethics procedures, and adjusted analyses are needed to establish the magnitude and independence of this relationship.</w:t>
       </w:r>
     </w:p>
     <w:p>
@@ -5845,7 +5055,7 @@
           <w:rFonts w:ascii="Times New Roman" w:hAnsi="Times New Roman"/>
           <w:color w:val="000000"/>
         </w:rPr>
-        <w:t>The source protocol planned parental consent, confidentiality, anonymity, school permission, and institutional review. The archived materials contain neither a reportable ethics approval identifier nor a valid consent form specific to menstrual hygiene; the appended consent text concerns bullying. Ethics approval and consent cannot be confirmed from the available record and must be resolved before submission.</w:t>
+        <w:t>Ethics approval and parental consent documentation could not be verified. The approving institution, approval identifier, and study-specific consent process must be confirmed before submission.</w:t>
       </w:r>
     </w:p>
     <w:p>
@@ -5865,7 +5075,7 @@
           <w:rFonts w:ascii="Times New Roman" w:hAnsi="Times New Roman"/>
           <w:color w:val="000000"/>
         </w:rPr>
-        <w:t>The analysis bundle provided no information about external funding.</w:t>
+        <w:t>The authors must provide a final funding declaration before submission.</w:t>
       </w:r>
     </w:p>
     <w:p>
@@ -5885,7 +5095,7 @@
           <w:rFonts w:ascii="Times New Roman" w:hAnsi="Times New Roman"/>
           <w:color w:val="000000"/>
         </w:rPr>
-        <w:t>No competing interests were declared in the available source materials.</w:t>
+        <w:t>The authors must provide a final competing-interests declaration before submission.</w:t>
       </w:r>
     </w:p>
     <w:p>
@@ -5905,22 +5115,7 @@
           <w:rFonts w:ascii="Times New Roman" w:hAnsi="Times New Roman"/>
           <w:color w:val="000000"/>
         </w:rPr>
-        <w:t xml:space="preserve">This manuscript was prepared from the corrected analysis outputs stored in </w:t>
-      </w:r>
-      <w:r>
-        <w:rPr>
-          <w:rFonts w:ascii="Consolas" w:hAnsi="Consolas"/>
-          <w:color w:val="000000"/>
-          <w:sz w:val="20"/>
-        </w:rPr>
-        <w:t>output/analysis_20260712_224950/</w:t>
-      </w:r>
-      <w:r>
-        <w:rPr>
-          <w:rFonts w:ascii="Times New Roman" w:hAnsi="Times New Roman"/>
-          <w:color w:val="000000"/>
-        </w:rPr>
-        <w:t>. The archived materials did not include public repository information. This information should be added if the target journal requires it.</w:t>
+        <w:t>The study dataset is not publicly available. Access conditions must be determined by the responsible institution following confirmation of the applicable ethics and consent restrictions.</w:t>
       </w:r>
     </w:p>
     <w:p>
@@ -5940,7 +5135,7 @@
           <w:rFonts w:ascii="Times New Roman" w:hAnsi="Times New Roman"/>
           <w:color w:val="000000"/>
         </w:rPr>
-        <w:t>The title page reports the supervisor and investigator roles. Statistical processing and manuscript assembly used the documented local analysis workflow.</w:t>
+        <w:t>Naureen Omar supervised the study. Ayesha Javed and Fatima Sohail conducted the investigation.</w:t>
       </w:r>
     </w:p>
     <w:p>
@@ -5961,22 +5156,19 @@
           <w:rFonts w:ascii="Times New Roman" w:hAnsi="Times New Roman"/>
           <w:color w:val="000000"/>
         </w:rPr>
-        <w:t xml:space="preserve">World Health Organization. </w:t>
+        <w:t>World Health Organization. _Strengthening the health sector response to adolescent health and</w:t>
       </w:r>
-      <w:r>
-        <w:rPr>
-          <w:rFonts w:ascii="Times New Roman" w:hAnsi="Times New Roman"/>
-          <w:i/>
-          <w:color w:val="000000"/>
-        </w:rPr>
-        <w:t>Strengthening the health sector response to adolescent health and development.</w:t>
-      </w:r>
+    </w:p>
+    <w:p>
+      <w:pPr>
+        <w:jc w:val="left"/>
+      </w:pPr>
       <w:r>
         <w:rPr>
           <w:rFonts w:ascii="Times New Roman" w:hAnsi="Times New Roman"/>
           <w:color w:val="000000"/>
         </w:rPr>
-        <w:t xml:space="preserve"> Geneva: WHO; 2010. Available from: https://apps.who.int/iris/bitstream/handle/10665/340531/WHO-FCH-CAH-10-01-eng.pdf?sequence=1&amp;isAllowed=y (No DOI; accessed 2026-03-19).</w:t>
+        <w:t>development._ Geneva: WHO; 2010. Available from: https://apps.who.int/iris/bitstream/handle/10665/340531/WHO-FCH-CAH-10-01-eng.pdf?sequence=1&amp;isAllowed=y (No DOI; accessed 2026-03-19).</w:t>
       </w:r>
     </w:p>
     <w:p>
@@ -5989,22 +5181,19 @@
           <w:rFonts w:ascii="Times New Roman" w:hAnsi="Times New Roman"/>
           <w:color w:val="000000"/>
         </w:rPr>
-        <w:t xml:space="preserve">World Health Organization. </w:t>
+        <w:t>World Health Organization. _WHO statement on menstrual health and rights._ 22 June 2022.</w:t>
       </w:r>
-      <w:r>
-        <w:rPr>
-          <w:rFonts w:ascii="Times New Roman" w:hAnsi="Times New Roman"/>
-          <w:i/>
-          <w:color w:val="000000"/>
-        </w:rPr>
-        <w:t>WHO statement on menstrual health and rights.</w:t>
-      </w:r>
+    </w:p>
+    <w:p>
+      <w:pPr>
+        <w:jc w:val="left"/>
+      </w:pPr>
       <w:r>
         <w:rPr>
           <w:rFonts w:ascii="Times New Roman" w:hAnsi="Times New Roman"/>
           <w:color w:val="000000"/>
         </w:rPr>
-        <w:t xml:space="preserve"> 22 June 2022. Available from: https://www.who.int/news/item/22-06-2022-who-statement-on-menstrual-health-and-rights (No DOI; accessed 2026-03-19).</w:t>
+        <w:t>Available from: https://www.who.int/news/item/22-06-2022-who-statement-on-menstrual-health-and-rights (No DOI; accessed 2026-03-19).</w:t>
       </w:r>
     </w:p>
     <w:p>
@@ -6017,22 +5206,19 @@
           <w:rFonts w:ascii="Times New Roman" w:hAnsi="Times New Roman"/>
           <w:color w:val="000000"/>
         </w:rPr>
-        <w:t xml:space="preserve">UNESCO. </w:t>
+        <w:t>UNESCO. _Puberty education &amp; menstrual hygiene management._ Good Policy and Practice in Health</w:t>
       </w:r>
-      <w:r>
-        <w:rPr>
-          <w:rFonts w:ascii="Times New Roman" w:hAnsi="Times New Roman"/>
-          <w:i/>
-          <w:color w:val="000000"/>
-        </w:rPr>
-        <w:t>Puberty and menstrual hygiene management.</w:t>
-      </w:r>
+    </w:p>
+    <w:p>
+      <w:pPr>
+        <w:jc w:val="left"/>
+      </w:pPr>
       <w:r>
         <w:rPr>
           <w:rFonts w:ascii="Times New Roman" w:hAnsi="Times New Roman"/>
           <w:color w:val="000000"/>
         </w:rPr>
-        <w:t xml:space="preserve"> Available from: https://www.unesco.org/en/health-education/puberty (No DOI; accessed 2026-03-19).</w:t>
+        <w:t>Education Booklet 9. Paris: UNESCO; 2014. Available from: https://unesdoc.unesco.org/ark:/48223/pf0000226792 (No DOI; accessed 2026-07-12).</w:t>
       </w:r>
     </w:p>
     <w:p>
@@ -6045,22 +5231,19 @@
           <w:rFonts w:ascii="Times New Roman" w:hAnsi="Times New Roman"/>
           <w:color w:val="000000"/>
         </w:rPr>
-        <w:t xml:space="preserve">Kumbeni MT, Otupiri E, Ziba FA. Menstrual hygiene among adolescent girls in junior high schools in rural Northern Ghana. </w:t>
+        <w:t>Kumbeni MT, Otupiri E, Ziba FA. Menstrual hygiene among adolescent girls in junior high schools</w:t>
       </w:r>
-      <w:r>
-        <w:rPr>
-          <w:rFonts w:ascii="Times New Roman" w:hAnsi="Times New Roman"/>
-          <w:i/>
-          <w:color w:val="000000"/>
-        </w:rPr>
-        <w:t>Pan Afr Med J.</w:t>
-      </w:r>
+    </w:p>
+    <w:p>
+      <w:pPr>
+        <w:jc w:val="left"/>
+      </w:pPr>
       <w:r>
         <w:rPr>
           <w:rFonts w:ascii="Times New Roman" w:hAnsi="Times New Roman"/>
           <w:color w:val="000000"/>
         </w:rPr>
-        <w:t xml:space="preserve"> 2020;37:190. https://doi.org/10.11604/pamj.2020.37.190.19015</w:t>
+        <w:t>in rural Northern Ghana. _Pan Afr Med J._ 2020;37:190. https://doi.org/10.11604/pamj.2020.37.190.19015</w:t>
       </w:r>
     </w:p>
     <w:p>
@@ -6073,22 +5256,19 @@
           <w:rFonts w:ascii="Times New Roman" w:hAnsi="Times New Roman"/>
           <w:color w:val="000000"/>
         </w:rPr>
-        <w:t xml:space="preserve">Sahiledengle B, Atlaw D, Kumie A, Tekalegn Y, Woldeyohannes D, Agho KE. Menstrual hygiene practice among adolescent girls in Ethiopia: a systematic review and meta-analysis. </w:t>
+        <w:t>Sahiledengle B, Atlaw D, Kumie A, Tekalegn Y, Woldeyohannes D, Agho KE. Menstrual hygiene</w:t>
       </w:r>
-      <w:r>
-        <w:rPr>
-          <w:rFonts w:ascii="Times New Roman" w:hAnsi="Times New Roman"/>
-          <w:i/>
-          <w:color w:val="000000"/>
-        </w:rPr>
-        <w:t>PLoS One.</w:t>
-      </w:r>
+    </w:p>
+    <w:p>
+      <w:pPr>
+        <w:jc w:val="left"/>
+      </w:pPr>
       <w:r>
         <w:rPr>
           <w:rFonts w:ascii="Times New Roman" w:hAnsi="Times New Roman"/>
           <w:color w:val="000000"/>
         </w:rPr>
-        <w:t xml:space="preserve"> 2022;17(1):e0262295. https://doi.org/10.1371/journal.pone.0262295</w:t>
+        <w:t>practice among adolescent girls in Ethiopia: a systematic review and meta-analysis. _PLoS One._ 2022;17(1):e0262295. https://doi.org/10.1371/journal.pone.0262295</w:t>
       </w:r>
     </w:p>
     <w:p>
@@ -6101,22 +5281,19 @@
           <w:rFonts w:ascii="Times New Roman" w:hAnsi="Times New Roman"/>
           <w:color w:val="000000"/>
         </w:rPr>
-        <w:t xml:space="preserve">Belayneh Z, Mekuriaw B. Knowledge and menstrual hygiene practice among adolescent schoolgirls in southern Ethiopia: a cross-sectional study. </w:t>
+        <w:t>Belayneh Z, Mekuriaw B. Knowledge and menstrual hygiene practice among adolescent school girls in</w:t>
       </w:r>
-      <w:r>
-        <w:rPr>
-          <w:rFonts w:ascii="Times New Roman" w:hAnsi="Times New Roman"/>
-          <w:i/>
-          <w:color w:val="000000"/>
-        </w:rPr>
-        <w:t>BMC Public Health.</w:t>
-      </w:r>
+    </w:p>
+    <w:p>
+      <w:pPr>
+        <w:jc w:val="left"/>
+      </w:pPr>
       <w:r>
         <w:rPr>
           <w:rFonts w:ascii="Times New Roman" w:hAnsi="Times New Roman"/>
           <w:color w:val="000000"/>
         </w:rPr>
-        <w:t xml:space="preserve"> 2019;19(1):1595. https://doi.org/10.1186/s12889-019-7973-9</w:t>
+        <w:t>southern Ethiopia: a cross-sectional study. _BMC Public Health._ 2019;19(1):1595. https://doi.org/10.1186/s12889-019-7973-9</w:t>
       </w:r>
     </w:p>
     <w:p>
@@ -6129,22 +5306,19 @@
           <w:rFonts w:ascii="Times New Roman" w:hAnsi="Times New Roman"/>
           <w:color w:val="000000"/>
         </w:rPr>
-        <w:t xml:space="preserve">Bhusal CK. Practice of menstrual hygiene and associated factors among adolescent school girls in Dang District, Nepal. </w:t>
+        <w:t>Bhusal CK. Practice of menstrual hygiene and associated factors among adolescent school girls in</w:t>
       </w:r>
-      <w:r>
-        <w:rPr>
-          <w:rFonts w:ascii="Times New Roman" w:hAnsi="Times New Roman"/>
-          <w:i/>
-          <w:color w:val="000000"/>
-        </w:rPr>
-        <w:t>Adv Prev Med.</w:t>
-      </w:r>
+    </w:p>
+    <w:p>
+      <w:pPr>
+        <w:jc w:val="left"/>
+      </w:pPr>
       <w:r>
         <w:rPr>
           <w:rFonts w:ascii="Times New Roman" w:hAnsi="Times New Roman"/>
           <w:color w:val="000000"/>
         </w:rPr>
-        <w:t xml:space="preserve"> 2020;2020:1292070. https://doi.org/10.1155/2020/1292070</w:t>
+        <w:t>Dang District, Nepal. _Adv Prev Med._ 2020;2020:1292070. https://doi.org/10.1155/2020/1292070</w:t>
       </w:r>
     </w:p>
     <w:p>
@@ -6157,22 +5331,19 @@
           <w:rFonts w:ascii="Times New Roman" w:hAnsi="Times New Roman"/>
           <w:color w:val="000000"/>
         </w:rPr>
-        <w:t xml:space="preserve">Bhusal CK, Bhattarai S, Kafle R, Shrestha R, Chhetri P, Adhikari K. Level and associated factors of knowledge regarding menstrual hygiene among school-going adolescent girls in Dang District, Nepal. </w:t>
+        <w:t>Bhusal CK, Bhattarai S, Kafle R, Shrestha R, Chhetri P, Adhikari K. Level and associated factors</w:t>
       </w:r>
-      <w:r>
-        <w:rPr>
-          <w:rFonts w:ascii="Times New Roman" w:hAnsi="Times New Roman"/>
-          <w:i/>
-          <w:color w:val="000000"/>
-        </w:rPr>
-        <w:t>Adv Prev Med.</w:t>
-      </w:r>
+    </w:p>
+    <w:p>
+      <w:pPr>
+        <w:jc w:val="left"/>
+      </w:pPr>
       <w:r>
         <w:rPr>
           <w:rFonts w:ascii="Times New Roman" w:hAnsi="Times New Roman"/>
           <w:color w:val="000000"/>
         </w:rPr>
-        <w:t xml:space="preserve"> 2020;2020:8872119. https://doi.org/10.1155/2020/8872119</w:t>
+        <w:t>of knowledge regarding menstrual hygiene among school-going adolescent girls in Dang District, Nepal. _Adv Prev Med._ 2020;2020:8872119. https://doi.org/10.1155/2020/8872119</w:t>
       </w:r>
     </w:p>
     <w:p>
@@ -6185,22 +5356,19 @@
           <w:rFonts w:ascii="Times New Roman" w:hAnsi="Times New Roman"/>
           <w:color w:val="000000"/>
         </w:rPr>
-        <w:t xml:space="preserve">Sonowal P, Talukdar K, Saikia H. Sociodemographic factors and their association with menstrual hygiene practices among adolescent girls in urban slums of Dibrugarh town, Assam. </w:t>
+        <w:t>Sonowal P, Talukdar K, Saikia H. Sociodemographic factors and their association with menstrual</w:t>
       </w:r>
-      <w:r>
-        <w:rPr>
-          <w:rFonts w:ascii="Times New Roman" w:hAnsi="Times New Roman"/>
-          <w:i/>
-          <w:color w:val="000000"/>
-        </w:rPr>
-        <w:t>J Family Med Prim Care.</w:t>
-      </w:r>
+    </w:p>
+    <w:p>
+      <w:pPr>
+        <w:jc w:val="left"/>
+      </w:pPr>
       <w:r>
         <w:rPr>
           <w:rFonts w:ascii="Times New Roman" w:hAnsi="Times New Roman"/>
           <w:color w:val="000000"/>
         </w:rPr>
-        <w:t xml:space="preserve"> 2021;10(12):4446-4451. https://doi.org/10.4103/jfmpc.jfmpc_703_21</w:t>
+        <w:t>hygiene practices among adolescent girls in urban slums of Dibrugarh town, Assam. _J Family Med Prim Care._ 2021;10(12):4446-4451. https://doi.org/10.4103/jfmpc.jfmpc_703_21</w:t>
       </w:r>
     </w:p>
     <w:p>
@@ -6213,22 +5381,19 @@
           <w:rFonts w:ascii="Times New Roman" w:hAnsi="Times New Roman"/>
           <w:color w:val="000000"/>
         </w:rPr>
-        <w:t xml:space="preserve">Srivastava U, Singh KK. Exploring knowledge and perceptions of school adolescents regarding pubertal changes and reproductive health. </w:t>
+        <w:t>Srivastava U, Singh KK. Exploring knowledge and perceptions of school adolescents regarding</w:t>
       </w:r>
-      <w:r>
-        <w:rPr>
-          <w:rFonts w:ascii="Times New Roman" w:hAnsi="Times New Roman"/>
-          <w:i/>
-          <w:color w:val="000000"/>
-        </w:rPr>
-        <w:t>Indian J Youth Adolesc Health.</w:t>
-      </w:r>
+    </w:p>
+    <w:p>
+      <w:pPr>
+        <w:jc w:val="left"/>
+      </w:pPr>
       <w:r>
         <w:rPr>
           <w:rFonts w:ascii="Times New Roman" w:hAnsi="Times New Roman"/>
           <w:color w:val="000000"/>
         </w:rPr>
-        <w:t xml:space="preserve"> 2017;4(1):26-35. https://doi.org/10.24321/2349.2880.201705</w:t>
+        <w:t>pubertal changes and reproductive health. _Indian J Youth Adolesc Health._ 2017;4(1):26-35. https://doi.org/10.24321/2349.2880.201705</w:t>
       </w:r>
     </w:p>
     <w:p>
@@ -6241,22 +5406,19 @@
           <w:rFonts w:ascii="Times New Roman" w:hAnsi="Times New Roman"/>
           <w:color w:val="000000"/>
         </w:rPr>
-        <w:t xml:space="preserve">Wasan Y, Baxter J-AB, Rizvi A, Shaheen F, Junejo Q, Abro MA, et al. Practices and predictors of menstrual hygiene management material use among adolescent and young women in rural Pakistan: a cross-sectional assessment. </w:t>
+        <w:t>Wasan Y, Baxter JAB, Rizvi A, Shaheen F, Junejo Q, Abro MA, et al. Practices and predictors of</w:t>
       </w:r>
-      <w:r>
-        <w:rPr>
-          <w:rFonts w:ascii="Times New Roman" w:hAnsi="Times New Roman"/>
-          <w:i/>
-          <w:color w:val="000000"/>
-        </w:rPr>
-        <w:t>J Glob Health.</w:t>
-      </w:r>
+    </w:p>
+    <w:p>
+      <w:pPr>
+        <w:jc w:val="left"/>
+      </w:pPr>
       <w:r>
         <w:rPr>
           <w:rFonts w:ascii="Times New Roman" w:hAnsi="Times New Roman"/>
           <w:color w:val="000000"/>
         </w:rPr>
-        <w:t xml:space="preserve"> 2022;12:04059. https://doi.org/10.7189/jogh.12.04059</w:t>
+        <w:t>menstrual hygiene management material use among adolescent and young women in rural Pakistan: a cross-sectional assessment. _J Glob Health._ 2022;12:04059. https://doi.org/10.7189/jogh.12.04059</w:t>
       </w:r>
     </w:p>
     <w:p>
@@ -6269,22 +5431,19 @@
           <w:rFonts w:ascii="Times New Roman" w:hAnsi="Times New Roman"/>
           <w:color w:val="000000"/>
         </w:rPr>
-        <w:t xml:space="preserve">Aziz A, Memon S, Aziz F, Memon F, Khowaja BMH, Zafar SN. A comparative study of the knowledge and practices related to menstrual hygiene among adolescent girls in urban and rural areas of Sindh, Pakistan: a cross-sectional study. </w:t>
+        <w:t>Aziz A, Memon S, Aziz F, Memon F, Khowaja BMH, Zafar SN. A comparative study of the knowledge</w:t>
       </w:r>
-      <w:r>
-        <w:rPr>
-          <w:rFonts w:ascii="Times New Roman" w:hAnsi="Times New Roman"/>
-          <w:i/>
-          <w:color w:val="000000"/>
-        </w:rPr>
-        <w:t>Womens Health (Lond).</w:t>
-      </w:r>
+    </w:p>
+    <w:p>
+      <w:pPr>
+        <w:jc w:val="left"/>
+      </w:pPr>
       <w:r>
         <w:rPr>
           <w:rFonts w:ascii="Times New Roman" w:hAnsi="Times New Roman"/>
           <w:color w:val="000000"/>
         </w:rPr>
-        <w:t xml:space="preserve"> 2024;20:17455057241231420. https://doi.org/10.1177/17455057241231420</w:t>
+        <w:t>and practices related to menstrual hygiene among adolescent girls in urban and rural areas of Sindh, Pakistan: a cross-sectional study. _Womens Health (Lond)._ 2024;20:17455057241231420. https://doi.org/10.1177/17455057241231420</w:t>
       </w:r>
     </w:p>
     <w:p>
@@ -6297,22 +5456,19 @@
           <w:rFonts w:ascii="Times New Roman" w:hAnsi="Times New Roman"/>
           <w:color w:val="000000"/>
         </w:rPr>
-        <w:t xml:space="preserve">Shah SF, Punjani NS, Rizvi SN, Sheikh SS, Jan R. Knowledge, attitudes, and practices regarding menstrual hygiene among girls in Ghizer, Gilgit, Pakistan. </w:t>
+        <w:t>Shah SF, Punjani NS, Rizvi SN, Sheikh SS, Jan R. Knowledge, attitudes, and practices regarding</w:t>
       </w:r>
-      <w:r>
-        <w:rPr>
-          <w:rFonts w:ascii="Times New Roman" w:hAnsi="Times New Roman"/>
-          <w:i/>
-          <w:color w:val="000000"/>
-        </w:rPr>
-        <w:t>Int J Environ Res Public Health.</w:t>
-      </w:r>
+    </w:p>
+    <w:p>
+      <w:pPr>
+        <w:jc w:val="left"/>
+      </w:pPr>
       <w:r>
         <w:rPr>
           <w:rFonts w:ascii="Times New Roman" w:hAnsi="Times New Roman"/>
           <w:color w:val="000000"/>
         </w:rPr>
-        <w:t xml:space="preserve"> 2023;20(14):6424. https://doi.org/10.3390/ijerph20146424</w:t>
+        <w:t>menstrual hygiene among girls in Ghizer, Gilgit, Pakistan. _Int J Environ Res Public Health._ 2023;20(14):6424. https://doi.org/10.3390/ijerph20146424</w:t>
       </w:r>
     </w:p>
     <w:p>
@@ -6325,22 +5481,19 @@
           <w:rFonts w:ascii="Times New Roman" w:hAnsi="Times New Roman"/>
           <w:color w:val="000000"/>
         </w:rPr>
-        <w:t xml:space="preserve">Michael J, Iqbal Q, Haider S, Khalid A, Haque N, Ishaq R, et al. Knowledge and practice of adolescent females about menstruation and menstruation hygiene visiting a public healthcare institute of Quetta, Pakistan. </w:t>
+        <w:t>Michael J, Iqbal Q, Haider S, Khalid A, Haque N, Ishaq R, et al. Knowledge and practice of</w:t>
       </w:r>
-      <w:r>
-        <w:rPr>
-          <w:rFonts w:ascii="Times New Roman" w:hAnsi="Times New Roman"/>
-          <w:i/>
-          <w:color w:val="000000"/>
-        </w:rPr>
-        <w:t>BMC Womens Health.</w:t>
-      </w:r>
+    </w:p>
+    <w:p>
+      <w:pPr>
+        <w:jc w:val="left"/>
+      </w:pPr>
       <w:r>
         <w:rPr>
           <w:rFonts w:ascii="Times New Roman" w:hAnsi="Times New Roman"/>
           <w:color w:val="000000"/>
         </w:rPr>
-        <w:t xml:space="preserve"> 2020;20(1):4. https://doi.org/10.1186/s12905-019-0874-3</w:t>
+        <w:t>adolescent females about menstruation and menstruation hygiene visiting a public healthcare institute of Quetta, Pakistan. _BMC Womens Health._ 2020;20(1):4. https://doi.org/10.1186/s12905-019-0874-3</w:t>
       </w:r>
     </w:p>
     <w:p>
@@ -6353,22 +5506,19 @@
           <w:rFonts w:ascii="Times New Roman" w:hAnsi="Times New Roman"/>
           <w:color w:val="000000"/>
         </w:rPr>
-        <w:t xml:space="preserve">Afzaal SS, Baloch S, Tahir S, Javed H, Saeed A, Pal MHA, et al. Awareness and practices of menstrual hygiene among rural adolescent schoolgirls in Lahore, Pakistan: a cross-sectional study. </w:t>
+        <w:t>Afzaal SS, Baloch S, Tahir S, Javed H, Saeed A, Pal MHA, et al. Awareness and practices of</w:t>
       </w:r>
-      <w:r>
-        <w:rPr>
-          <w:rFonts w:ascii="Times New Roman" w:hAnsi="Times New Roman"/>
-          <w:i/>
-          <w:color w:val="000000"/>
-        </w:rPr>
-        <w:t>Cureus.</w:t>
-      </w:r>
+    </w:p>
+    <w:p>
+      <w:pPr>
+        <w:jc w:val="left"/>
+      </w:pPr>
       <w:r>
         <w:rPr>
           <w:rFonts w:ascii="Times New Roman" w:hAnsi="Times New Roman"/>
           <w:color w:val="000000"/>
         </w:rPr>
-        <w:t xml:space="preserve"> 2024;16(11):e73899. https://doi.org/10.7759/cureus.73899</w:t>
+        <w:t>menstrual hygiene among rural adolescent schoolgirls in Lahore, Pakistan: a cross-sectional study. _Cureus._ 2024;16(11):e73899. https://doi.org/10.7759/cureus.73899</w:t>
       </w:r>
     </w:p>
     <w:p>
@@ -6381,22 +5531,19 @@
           <w:rFonts w:ascii="Times New Roman" w:hAnsi="Times New Roman"/>
           <w:color w:val="000000"/>
         </w:rPr>
-        <w:t xml:space="preserve">Dasgupta A, Sarkar M. Menstrual hygiene: how hygienic is the adolescent girl? </w:t>
+        <w:t>Dasgupta A, Sarkar M. Menstrual hygiene: how hygienic is the adolescent girl? _Indian J</w:t>
       </w:r>
-      <w:r>
-        <w:rPr>
-          <w:rFonts w:ascii="Times New Roman" w:hAnsi="Times New Roman"/>
-          <w:i/>
-          <w:color w:val="000000"/>
-        </w:rPr>
-        <w:t>Indian J Community Med.</w:t>
-      </w:r>
+    </w:p>
+    <w:p>
+      <w:pPr>
+        <w:jc w:val="left"/>
+      </w:pPr>
       <w:r>
         <w:rPr>
           <w:rFonts w:ascii="Times New Roman" w:hAnsi="Times New Roman"/>
           <w:color w:val="000000"/>
         </w:rPr>
-        <w:t xml:space="preserve"> 2008;33(2):77-80. https://doi.org/10.4103/0970-0218.40872</w:t>
+        <w:t>Community Med._ 2008;33(2):77-80. https://doi.org/10.4103/0970-0218.40872</w:t>
       </w:r>
     </w:p>
     <w:p>
@@ -6409,22 +5556,19 @@
           <w:rFonts w:ascii="Times New Roman" w:hAnsi="Times New Roman"/>
           <w:color w:val="000000"/>
         </w:rPr>
-        <w:t xml:space="preserve">Kansal S, Singh S, Kumar A. Menstrual hygiene practices in context of schooling: a community study among rural adolescent girls in Varanasi. </w:t>
+        <w:t>Kumar A, Kansal S, Singh S. Menstrual hygiene practices in context of schooling: a community</w:t>
       </w:r>
-      <w:r>
-        <w:rPr>
-          <w:rFonts w:ascii="Times New Roman" w:hAnsi="Times New Roman"/>
-          <w:i/>
-          <w:color w:val="000000"/>
-        </w:rPr>
-        <w:t>Indian J Community Med.</w:t>
-      </w:r>
+    </w:p>
+    <w:p>
+      <w:pPr>
+        <w:jc w:val="left"/>
+      </w:pPr>
       <w:r>
         <w:rPr>
           <w:rFonts w:ascii="Times New Roman" w:hAnsi="Times New Roman"/>
           <w:color w:val="000000"/>
         </w:rPr>
-        <w:t xml:space="preserve"> 2016;41(1):39-44. https://doi.org/10.4103/0970-0218.170964</w:t>
+        <w:t>study among rural adolescent girls in Varanasi. _Indian J Community Med._ 2016;41(1):39-44. https://doi.org/10.4103/0970-0218.170964</w:t>
       </w:r>
     </w:p>
     <w:p>
@@ -6437,22 +5581,19 @@
           <w:rFonts w:ascii="Times New Roman" w:hAnsi="Times New Roman"/>
           <w:color w:val="000000"/>
         </w:rPr>
-        <w:t xml:space="preserve">Yadav RN, Joshi S, Poudel R, Pandeya P. Knowledge, attitude, and practice on menstrual hygiene management among school adolescents. </w:t>
+        <w:t>Yadav RN, Joshi S, Poudel R, Pandeya P. Knowledge, attitude, and practice on menstrual hygiene</w:t>
       </w:r>
-      <w:r>
-        <w:rPr>
-          <w:rFonts w:ascii="Times New Roman" w:hAnsi="Times New Roman"/>
-          <w:i/>
-          <w:color w:val="000000"/>
-        </w:rPr>
-        <w:t>J Nepal Health Res Counc.</w:t>
-      </w:r>
+    </w:p>
+    <w:p>
+      <w:pPr>
+        <w:jc w:val="left"/>
+      </w:pPr>
       <w:r>
         <w:rPr>
           <w:rFonts w:ascii="Times New Roman" w:hAnsi="Times New Roman"/>
           <w:color w:val="000000"/>
         </w:rPr>
-        <w:t xml:space="preserve"> 2017;15(3):212-216. https://doi.org/10.3126/jnhrc.v15i3.18842</w:t>
+        <w:t>management among school adolescents. _J Nepal Health Res Counc._ 2018;15(3):212-216. https://doi.org/10.3126/jnhrc.v15i3.18842</w:t>
       </w:r>
     </w:p>
     <w:p>
@@ -6465,22 +5606,19 @@
           <w:rFonts w:ascii="Times New Roman" w:hAnsi="Times New Roman"/>
           <w:color w:val="000000"/>
         </w:rPr>
-        <w:t xml:space="preserve">Haque SE, Rahman M, Itsuko K, Mutahara M, Sakisaka K. The effect of a school-based educational intervention on menstrual health: an intervention study among adolescent girls in Bangladesh. </w:t>
+        <w:t>Haque SE, Rahman M, Kawashima I, Mutahara M, Sakisaka K. The effect of a school-based</w:t>
       </w:r>
-      <w:r>
-        <w:rPr>
-          <w:rFonts w:ascii="Times New Roman" w:hAnsi="Times New Roman"/>
-          <w:i/>
-          <w:color w:val="000000"/>
-        </w:rPr>
-        <w:t>BMJ Open.</w:t>
-      </w:r>
+    </w:p>
+    <w:p>
+      <w:pPr>
+        <w:jc w:val="left"/>
+      </w:pPr>
       <w:r>
         <w:rPr>
           <w:rFonts w:ascii="Times New Roman" w:hAnsi="Times New Roman"/>
           <w:color w:val="000000"/>
         </w:rPr>
-        <w:t xml:space="preserve"> 2014;4(7):e004607. https://doi.org/10.1136/bmjopen-2013-004607</w:t>
+        <w:t>educational intervention on menstrual health: an intervention study among adolescent girls in Bangladesh. _BMJ Open._ 2014;4(7):e004607. https://doi.org/10.1136/bmjopen-2013-004607</w:t>
       </w:r>
     </w:p>
     <w:p>
@@ -6493,22 +5631,19 @@
           <w:rFonts w:ascii="Times New Roman" w:hAnsi="Times New Roman"/>
           <w:color w:val="000000"/>
         </w:rPr>
-        <w:t xml:space="preserve">Alam MU, Luby SP, Halder AK, Islam K, Opel A, Shoab AK, et al. Menstrual hygiene management among Bangladeshi adolescent schoolgirls and risk factors affecting school absence: results from a cross-sectional survey. </w:t>
+        <w:t>Alam MU, Luby SP, Halder AK, Islam K, Opel A, Shoab AK, et al. Menstrual hygiene management</w:t>
       </w:r>
-      <w:r>
-        <w:rPr>
-          <w:rFonts w:ascii="Times New Roman" w:hAnsi="Times New Roman"/>
-          <w:i/>
-          <w:color w:val="000000"/>
-        </w:rPr>
-        <w:t>BMJ Open.</w:t>
-      </w:r>
+    </w:p>
+    <w:p>
+      <w:pPr>
+        <w:jc w:val="left"/>
+      </w:pPr>
       <w:r>
         <w:rPr>
           <w:rFonts w:ascii="Times New Roman" w:hAnsi="Times New Roman"/>
           <w:color w:val="000000"/>
         </w:rPr>
-        <w:t xml:space="preserve"> 2017;7(7):e015508. https://doi.org/10.1136/bmjopen-2016-015508</w:t>
+        <w:t>among Bangladeshi adolescent schoolgirls and risk factors affecting school absence: results from a cross-sectional survey. _BMJ Open._ 2017;7(7):e015508. https://doi.org/10.1136/bmjopen-2016-015508</w:t>
       </w:r>
     </w:p>
     <w:p>
@@ -6521,30 +5656,7 @@
           <w:rFonts w:ascii="Times New Roman" w:hAnsi="Times New Roman"/>
           <w:color w:val="000000"/>
         </w:rPr>
-        <w:t xml:space="preserve">Upashe SP, Tekelab T, Mekonnen J. Assessment of knowledge and practice of menstrual hygiene among high school girls in Western Ethiopia. </w:t>
-      </w:r>
-      <w:r>
-        <w:rPr>
-          <w:rFonts w:ascii="Times New Roman" w:hAnsi="Times New Roman"/>
-          <w:i/>
-          <w:color w:val="000000"/>
-        </w:rPr>
-        <w:t>BMC Womens Health.</w:t>
-      </w:r>
-      <w:r>
-        <w:rPr>
-          <w:rFonts w:ascii="Times New Roman" w:hAnsi="Times New Roman"/>
-          <w:color w:val="000000"/>
-        </w:rPr>
-        <w:t xml:space="preserve"> 2015;15:84. https://doi.org/10.1186/s12905-015-0245-7</w:t>
-      </w:r>
-    </w:p>
-    <w:p>
-      <w:pPr>
-        <w:pStyle w:val="Heading2"/>
-      </w:pPr>
-      <w:r>
-        <w:t>10. Appendix: Statistical notes</w:t>
+        <w:t>Upashe SP, Tekelab T, Mekonnen J. Assessment of knowledge and practice of menstrual hygiene</w:t>
       </w:r>
     </w:p>
     <w:p>
@@ -6556,7 +5668,7 @@
           <w:rFonts w:ascii="Times New Roman" w:hAnsi="Times New Roman"/>
           <w:color w:val="000000"/>
         </w:rPr>
-        <w:t>Non-parametric methods were used for the primary inferential analyses because the scores were bounded and discrete, the maternal education groups were highly imbalanced, and within-group normality assumptions were not adequately met. Epsilon-squared was 0.0676 for knowledge and 0.0853 for practice. Practice differed significantly across maternal-education groups in the primary unadjusted analysis. Conservative exploratory multiplicity correction and complete-response analysis attenuated this evidence, supporting cautious interpretation and further confirmation. Post-hoc pairwise comparisons were not emphasized because the upper education categories were sparse, including only one participant in the highest category. Pairwise results would therefore have been unstable and potentially misleading.</w:t>
+        <w:t>among high school girls in Western Ethiopia. _BMC Womens Health._ 2015;15:84. https://doi.org/10.1186/s12905-015-0245-7</w:t>
       </w:r>
     </w:p>
     <w:sectPr>
